--- a/templates/template_syllabus.docx
+++ b/templates/template_syllabus.docx
@@ -1,6 +1,6 @@
 
 <file path=word/document.xml><?xml version="1.0" encoding="utf-8"?>
-<w:document xmlns:wpc="http://schemas.microsoft.com/office/word/2010/wordprocessingCanvas" xmlns:cx="http://schemas.microsoft.com/office/drawing/2014/chartex" xmlns:cx1="http://schemas.microsoft.com/office/drawing/2015/9/8/chartex" xmlns:cx2="http://schemas.microsoft.com/office/drawing/2015/10/21/chartex" xmlns:cx3="http://schemas.microsoft.com/office/drawing/2016/5/9/chartex" xmlns:cx4="http://schemas.microsoft.com/office/drawing/2016/5/10/chartex" xmlns:cx5="http://schemas.microsoft.com/office/drawing/2016/5/11/chartex" xmlns:cx6="http://schemas.microsoft.com/office/drawing/2016/5/12/chartex" xmlns:cx7="http://schemas.microsoft.com/office/drawing/2016/5/13/chartex" xmlns:cx8="http://schemas.microsoft.com/office/drawing/2016/5/14/chartex" xmlns:mc="http://schemas.openxmlformats.org/markup-compatibility/2006" xmlns:aink="http://schemas.microsoft.com/office/drawing/2016/ink" xmlns:am3d="http://schemas.microsoft.com/office/drawing/2017/model3d" xmlns:o="urn:schemas-microsoft-com:office:office" xmlns:oel="http://schemas.microsoft.com/office/2019/extlst" xmlns:r="http://schemas.openxmlformats.org/officeDocument/2006/relationships" xmlns:m="http://schemas.openxmlformats.org/officeDocument/2006/math" xmlns:v="urn:schemas-microsoft-com:vml" xmlns:wp14="http://schemas.microsoft.com/office/word/2010/wordprocessingDrawing" xmlns:wp="http://schemas.openxmlformats.org/drawingml/2006/wordprocessingDrawing" xmlns:w10="urn:schemas-microsoft-com:office:word" xmlns:w="http://schemas.openxmlformats.org/wordprocessingml/2006/main" xmlns:w14="http://schemas.microsoft.com/office/word/2010/wordml" xmlns:w15="http://schemas.microsoft.com/office/word/2012/wordml" xmlns:w16cex="http://schemas.microsoft.com/office/word/2018/wordml/cex" xmlns:w16cid="http://schemas.microsoft.com/office/word/2016/wordml/cid" xmlns:w16="http://schemas.microsoft.com/office/word/2018/wordml" xmlns:w16du="http://schemas.microsoft.com/office/word/2023/wordml/word16du" xmlns:w16sdtdh="http://schemas.microsoft.com/office/word/2020/wordml/sdtdatahash" xmlns:w16sdtfl="http://schemas.microsoft.com/office/word/2024/wordml/sdtformatlock" xmlns:w16se="http://schemas.microsoft.com/office/word/2015/wordml/symex" xmlns:wpg="http://schemas.microsoft.com/office/word/2010/wordprocessingGroup" xmlns:wpi="http://schemas.microsoft.com/office/word/2010/wordprocessingInk" xmlns:wne="http://schemas.microsoft.com/office/word/2006/wordml" xmlns:wps="http://schemas.microsoft.com/office/word/2010/wordprocessingShape" mc:Ignorable="w14 w15 w16se w16cid w16 w16cex w16sdtdh w16sdtfl w16du wp14">
+<w:document xmlns:wpc="http://schemas.microsoft.com/office/word/2010/wordprocessingCanvas" xmlns:cx="http://schemas.microsoft.com/office/drawing/2014/chartex" xmlns:cx1="http://schemas.microsoft.com/office/drawing/2015/9/8/chartex" xmlns:cx2="http://schemas.microsoft.com/office/drawing/2015/10/21/chartex" xmlns:cx3="http://schemas.microsoft.com/office/drawing/2016/5/9/chartex" xmlns:cx4="http://schemas.microsoft.com/office/drawing/2016/5/10/chartex" xmlns:cx5="http://schemas.microsoft.com/office/drawing/2016/5/11/chartex" xmlns:cx6="http://schemas.microsoft.com/office/drawing/2016/5/12/chartex" xmlns:cx7="http://schemas.microsoft.com/office/drawing/2016/5/13/chartex" xmlns:cx8="http://schemas.microsoft.com/office/drawing/2016/5/14/chartex" xmlns:mc="http://schemas.openxmlformats.org/markup-compatibility/2006" xmlns:aink="http://schemas.microsoft.com/office/drawing/2016/ink" xmlns:am3d="http://schemas.microsoft.com/office/drawing/2017/model3d" xmlns:o="urn:schemas-microsoft-com:office:office" xmlns:oel="http://schemas.microsoft.com/office/2019/extlst" xmlns:r="http://schemas.openxmlformats.org/officeDocument/2006/relationships" xmlns:m="http://schemas.openxmlformats.org/officeDocument/2006/math" xmlns:v="urn:schemas-microsoft-com:vml" xmlns:wp14="http://schemas.microsoft.com/office/word/2010/wordprocessingDrawing" xmlns:wp="http://schemas.openxmlformats.org/drawingml/2006/wordprocessingDrawing" xmlns:w10="urn:schemas-microsoft-com:office:word" xmlns:w="http://schemas.openxmlformats.org/wordprocessingml/2006/main" xmlns:w14="http://schemas.microsoft.com/office/word/2010/wordml" xmlns:w15="http://schemas.microsoft.com/office/word/2012/wordml" xmlns:w16cei="http://schemas.microsoft.com/office/word/2026/wordml/cei" xmlns:w16cex="http://schemas.microsoft.com/office/word/2018/wordml/cex" xmlns:w16cid="http://schemas.microsoft.com/office/word/2016/wordml/cid" xmlns:w16="http://schemas.microsoft.com/office/word/2018/wordml" xmlns:w16du="http://schemas.microsoft.com/office/word/2023/wordml/word16du" xmlns:w16sdtdh="http://schemas.microsoft.com/office/word/2020/wordml/sdtdatahash" xmlns:w16sdtfl="http://schemas.microsoft.com/office/word/2024/wordml/sdtformatlock" xmlns:w16se="http://schemas.microsoft.com/office/word/2015/wordml/symex" xmlns:wpg="http://schemas.microsoft.com/office/word/2010/wordprocessingGroup" xmlns:wpi="http://schemas.microsoft.com/office/word/2010/wordprocessingInk" xmlns:wne="http://schemas.microsoft.com/office/word/2006/wordml" xmlns:wps="http://schemas.microsoft.com/office/word/2010/wordprocessingShape" mc:Ignorable="w14 w15 w16se w16cid w16 w16cex w16sdtdh w16sdtfl w16du wp14">
   <w:body>
     <w:p>
       <w:pPr>
@@ -118,22 +118,8 @@
           <w:sz w:val="22"/>
           <w:szCs w:val="22"/>
         </w:rPr>
-        <w:t xml:space="preserve">Republic of the </w:t>
+        <w:t>Republic of the Philippines</w:t>
       </w:r>
-      <w:smartTag w:uri="urn:schemas-microsoft-com:office:smarttags" w:element="place">
-        <w:smartTag w:uri="urn:schemas-microsoft-com:office:smarttags" w:element="country-region">
-          <w:r>
-            <w:rPr>
-              <w:rFonts w:ascii="Century Gothic" w:hAnsi="Century Gothic"/>
-              <w:snapToGrid w:val="0"/>
-              <w:color w:val="000000"/>
-              <w:sz w:val="22"/>
-              <w:szCs w:val="22"/>
-            </w:rPr>
-            <w:t>Philippines</w:t>
-          </w:r>
-        </w:smartTag>
-      </w:smartTag>
     </w:p>
     <w:p>
       <w:pPr>
@@ -147,59 +133,15 @@
           <w:szCs w:val="22"/>
         </w:rPr>
       </w:pPr>
-      <w:smartTag w:uri="urn:schemas-microsoft-com:office:smarttags" w:element="place">
-        <w:smartTag w:uri="urn:schemas-microsoft-com:office:smarttags" w:element="PlaceName">
-          <w:r>
-            <w:rPr>
-              <w:rFonts w:ascii="Bookman Old Style" w:hAnsi="Bookman Old Style"/>
-              <w:b/>
-              <w:sz w:val="28"/>
-              <w:szCs w:val="28"/>
-            </w:rPr>
-            <w:t>CAVITE</w:t>
-          </w:r>
-        </w:smartTag>
-        <w:r>
-          <w:rPr>
-            <w:rFonts w:ascii="Bookman Old Style" w:hAnsi="Bookman Old Style"/>
-            <w:b/>
-            <w:sz w:val="28"/>
-            <w:szCs w:val="28"/>
-          </w:rPr>
-          <w:t xml:space="preserve"> </w:t>
-        </w:r>
-        <w:smartTag w:uri="urn:schemas-microsoft-com:office:smarttags" w:element="PlaceType">
-          <w:r>
-            <w:rPr>
-              <w:rFonts w:ascii="Bookman Old Style" w:hAnsi="Bookman Old Style"/>
-              <w:b/>
-              <w:sz w:val="28"/>
-              <w:szCs w:val="28"/>
-            </w:rPr>
-            <w:t>STATE</w:t>
-          </w:r>
-        </w:smartTag>
-        <w:r>
-          <w:rPr>
-            <w:rFonts w:ascii="Bookman Old Style" w:hAnsi="Bookman Old Style"/>
-            <w:b/>
-            <w:sz w:val="28"/>
-            <w:szCs w:val="28"/>
-          </w:rPr>
-          <w:t xml:space="preserve"> </w:t>
-        </w:r>
-        <w:smartTag w:uri="urn:schemas-microsoft-com:office:smarttags" w:element="PlaceType">
-          <w:r>
-            <w:rPr>
-              <w:rFonts w:ascii="Bookman Old Style" w:hAnsi="Bookman Old Style"/>
-              <w:b/>
-              <w:sz w:val="28"/>
-              <w:szCs w:val="28"/>
-            </w:rPr>
-            <w:t>UNIVERSITY</w:t>
-          </w:r>
-        </w:smartTag>
-      </w:smartTag>
+      <w:r>
+        <w:rPr>
+          <w:rFonts w:ascii="Bookman Old Style" w:hAnsi="Bookman Old Style"/>
+          <w:b/>
+          <w:sz w:val="28"/>
+          <w:szCs w:val="28"/>
+        </w:rPr>
+        <w:t>CAVITE STATE UNIVERSITY</w:t>
+      </w:r>
     </w:p>
     <w:p>
       <w:pPr>
@@ -358,473 +300,524 @@
         </w:rPr>
       </w:pPr>
     </w:p>
-    <w:p>
-      <w:pPr>
-        <w:spacing w:line="288" w:lineRule="auto"/>
-        <w:jc w:val="both"/>
-        <w:rPr>
-          <w:rFonts w:ascii="Arial" w:hAnsi="Arial" w:cs="Arial"/>
-          <w:snapToGrid w:val="0"/>
-          <w:color w:val="000000"/>
-          <w:sz w:val="22"/>
-          <w:szCs w:val="20"/>
-        </w:rPr>
-      </w:pPr>
-      <w:r>
-        <w:rPr>
-          <w:rFonts w:ascii="Arial" w:hAnsi="Arial" w:cs="Arial"/>
-          <w:snapToGrid w:val="0"/>
-          <w:color w:val="000000"/>
-          <w:sz w:val="22"/>
-          <w:szCs w:val="20"/>
-        </w:rPr>
-        <w:t xml:space="preserve">Instructor’s </w:t>
-      </w:r>
-      <w:r>
-        <w:rPr>
-          <w:rFonts w:ascii="Arial" w:hAnsi="Arial" w:cs="Arial"/>
-          <w:snapToGrid w:val="0"/>
-          <w:color w:val="000000"/>
-          <w:sz w:val="22"/>
-          <w:szCs w:val="20"/>
-        </w:rPr>
-        <w:t>Name and Signature:</w:t>
-      </w:r>
-      <w:r>
-        <w:rPr>
-          <w:rFonts w:ascii="Arial" w:hAnsi="Arial" w:cs="Arial"/>
-          <w:snapToGrid w:val="0"/>
-          <w:color w:val="000000"/>
-          <w:sz w:val="22"/>
-          <w:szCs w:val="20"/>
-        </w:rPr>
-        <w:tab/>
-      </w:r>
-      <w:r>
-        <w:rPr>
-          <w:rFonts w:ascii="Arial" w:hAnsi="Arial" w:cs="Arial"/>
-          <w:snapToGrid w:val="0"/>
-          <w:color w:val="000000"/>
-          <w:sz w:val="22"/>
-          <w:szCs w:val="20"/>
-        </w:rPr>
-        <w:t>DAN JOSEPH A. ORTEGA</w:t>
-      </w:r>
-    </w:p>
-    <w:p>
-      <w:pPr>
-        <w:spacing w:line="288" w:lineRule="auto"/>
-        <w:jc w:val="both"/>
-        <w:rPr>
-          <w:rFonts w:ascii="Arial" w:hAnsi="Arial" w:cs="Arial"/>
-          <w:snapToGrid w:val="0"/>
-          <w:color w:val="000000"/>
-          <w:sz w:val="22"/>
-          <w:szCs w:val="20"/>
-        </w:rPr>
-      </w:pPr>
-      <w:r>
-        <w:rPr>
-          <w:rFonts w:ascii="Arial" w:hAnsi="Arial" w:cs="Arial"/>
-          <w:snapToGrid w:val="0"/>
-          <w:color w:val="000000"/>
-          <w:sz w:val="22"/>
-          <w:szCs w:val="20"/>
-        </w:rPr>
-        <w:t>Course / Year / Section:</w:t>
-      </w:r>
-      <w:r>
-        <w:rPr>
-          <w:rFonts w:ascii="Arial" w:hAnsi="Arial" w:cs="Arial"/>
-          <w:snapToGrid w:val="0"/>
-          <w:color w:val="000000"/>
-          <w:sz w:val="22"/>
-          <w:szCs w:val="20"/>
-        </w:rPr>
-        <w:tab/>
-      </w:r>
-      <w:r>
-        <w:rPr>
-          <w:rFonts w:ascii="Arial" w:hAnsi="Arial" w:cs="Arial"/>
-          <w:snapToGrid w:val="0"/>
-          <w:color w:val="000000"/>
-          <w:sz w:val="22"/>
-          <w:szCs w:val="20"/>
-        </w:rPr>
-        <w:tab/>
-      </w:r>
-      <w:r>
-        <w:rPr>
-          <w:rFonts w:ascii="Arial" w:hAnsi="Arial" w:cs="Arial"/>
-          <w:snapToGrid w:val="0"/>
-          <w:color w:val="000000"/>
-          <w:sz w:val="22"/>
-          <w:szCs w:val="20"/>
-        </w:rPr>
-        <w:t xml:space="preserve">BSCS </w:t>
-      </w:r>
-      <w:r>
-        <w:rPr>
-          <w:rFonts w:ascii="Arial" w:hAnsi="Arial" w:cs="Arial"/>
-          <w:snapToGrid w:val="0"/>
-          <w:color w:val="000000"/>
-          <w:sz w:val="22"/>
-          <w:szCs w:val="20"/>
-        </w:rPr>
-        <w:t>1-4</w:t>
-      </w:r>
-    </w:p>
-    <w:p>
-      <w:pPr>
-        <w:spacing w:line="288" w:lineRule="auto"/>
-        <w:jc w:val="both"/>
-        <w:rPr>
-          <w:rFonts w:ascii="Arial" w:hAnsi="Arial" w:cs="Arial"/>
-          <w:snapToGrid w:val="0"/>
-          <w:color w:val="000000"/>
-          <w:sz w:val="22"/>
-          <w:szCs w:val="20"/>
-          <w:u w:val="single"/>
-          <w:lang w:val="en-PH"/>
-        </w:rPr>
-      </w:pPr>
-      <w:r>
-        <w:rPr>
-          <w:rFonts w:ascii="Arial" w:hAnsi="Arial" w:cs="Arial"/>
-          <w:snapToGrid w:val="0"/>
-          <w:color w:val="000000"/>
-          <w:sz w:val="22"/>
-          <w:szCs w:val="20"/>
-        </w:rPr>
-        <w:t>Schedule Code:</w:t>
-      </w:r>
-      <w:r>
-        <w:rPr>
-          <w:rFonts w:ascii="Arial" w:hAnsi="Arial" w:cs="Arial"/>
-          <w:snapToGrid w:val="0"/>
-          <w:color w:val="000000"/>
-          <w:sz w:val="22"/>
-          <w:szCs w:val="20"/>
-        </w:rPr>
-        <w:tab/>
-      </w:r>
-      <w:r>
-        <w:rPr>
-          <w:rFonts w:ascii="Arial" w:hAnsi="Arial" w:cs="Arial"/>
-          <w:snapToGrid w:val="0"/>
-          <w:color w:val="000000"/>
-          <w:sz w:val="22"/>
-          <w:szCs w:val="20"/>
-        </w:rPr>
-        <w:tab/>
-      </w:r>
-      <w:r>
-        <w:rPr>
-          <w:rFonts w:ascii="Arial" w:hAnsi="Arial" w:cs="Arial"/>
-          <w:snapToGrid w:val="0"/>
-          <w:color w:val="000000"/>
-          <w:sz w:val="22"/>
-          <w:szCs w:val="20"/>
-        </w:rPr>
-        <w:tab/>
-      </w:r>
-      <w:r>
-        <w:rPr>
-          <w:rFonts w:ascii="Arial" w:hAnsi="Arial" w:cs="Arial"/>
-          <w:snapToGrid w:val="0"/>
-          <w:color w:val="000000"/>
-          <w:sz w:val="22"/>
-          <w:szCs w:val="20"/>
-          <w:u w:val="single"/>
-        </w:rPr>
-        <w:t>202522383</w:t>
-      </w:r>
-    </w:p>
-    <w:p>
-      <w:pPr>
-        <w:spacing w:line="288" w:lineRule="auto"/>
-        <w:ind w:left="3600" w:hanging="3600"/>
-        <w:jc w:val="both"/>
-        <w:rPr>
-          <w:rFonts w:ascii="Arial" w:hAnsi="Arial" w:cs="Arial"/>
-          <w:snapToGrid w:val="0"/>
-          <w:color w:val="000000"/>
-          <w:sz w:val="22"/>
-          <w:szCs w:val="20"/>
-        </w:rPr>
-      </w:pPr>
-      <w:r>
-        <w:rPr>
-          <w:rFonts w:ascii="Arial" w:hAnsi="Arial" w:cs="Arial"/>
-          <w:snapToGrid w:val="0"/>
-          <w:color w:val="000000"/>
-          <w:sz w:val="22"/>
-          <w:szCs w:val="20"/>
-        </w:rPr>
-        <w:t>Subject Code / Title:</w:t>
-      </w:r>
-      <w:r>
-        <w:rPr>
-          <w:rFonts w:ascii="Arial" w:hAnsi="Arial" w:cs="Arial"/>
-          <w:snapToGrid w:val="0"/>
-          <w:color w:val="000000"/>
-          <w:sz w:val="22"/>
-          <w:szCs w:val="20"/>
-        </w:rPr>
-        <w:tab/>
-      </w:r>
-      <w:r>
-        <w:rPr>
-          <w:rFonts w:ascii="Arial" w:hAnsi="Arial" w:cs="Arial"/>
-          <w:snapToGrid w:val="0"/>
-          <w:color w:val="000000"/>
-          <w:sz w:val="22"/>
-          <w:szCs w:val="20"/>
-        </w:rPr>
-        <w:t>ITEC50 – WEB SYSTEMS AND TEHCNOLOGY</w:t>
-      </w:r>
-    </w:p>
-    <w:p>
-      <w:pPr>
-        <w:spacing w:line="288" w:lineRule="auto"/>
-        <w:ind w:left="3600" w:hanging="3600"/>
-        <w:jc w:val="both"/>
-        <w:rPr>
-          <w:rFonts w:ascii="Arial" w:hAnsi="Arial" w:cs="Arial"/>
-          <w:b/>
-          <w:bCs/>
-          <w:snapToGrid w:val="0"/>
-          <w:color w:val="000000"/>
-          <w:sz w:val="22"/>
-          <w:szCs w:val="20"/>
-        </w:rPr>
-      </w:pPr>
-      <w:r>
-        <w:rPr>
-          <w:rFonts w:ascii="Arial" w:hAnsi="Arial" w:cs="Arial"/>
-          <w:snapToGrid w:val="0"/>
-          <w:color w:val="000000"/>
-          <w:sz w:val="22"/>
-          <w:szCs w:val="20"/>
-        </w:rPr>
-        <w:t>Time / Days / Room No.:</w:t>
-      </w:r>
-      <w:r>
-        <w:rPr>
-          <w:rFonts w:ascii="Arial" w:hAnsi="Arial" w:cs="Arial"/>
-          <w:snapToGrid w:val="0"/>
-          <w:color w:val="000000"/>
-          <w:sz w:val="22"/>
-          <w:szCs w:val="20"/>
-        </w:rPr>
-        <w:tab/>
-      </w:r>
-      <w:r>
-        <w:rPr>
-          <w:rFonts w:ascii="Arial" w:hAnsi="Arial" w:cs="Arial"/>
-          <w:snapToGrid w:val="0"/>
-          <w:color w:val="000000"/>
-          <w:sz w:val="22"/>
-          <w:szCs w:val="20"/>
-        </w:rPr>
-        <w:t>10:00AM-12:00AM, 01:00PM-03:00PM / M</w:t>
-      </w:r>
-      <w:r>
-        <w:rPr>
-          <w:rFonts w:ascii="Arial" w:hAnsi="Arial" w:cs="Arial"/>
-          <w:snapToGrid w:val="0"/>
-          <w:color w:val="000000"/>
-          <w:sz w:val="22"/>
-          <w:szCs w:val="20"/>
-        </w:rPr>
-        <w:t xml:space="preserve"> </w:t>
-      </w:r>
-      <w:r>
-        <w:rPr>
-          <w:rFonts w:ascii="Arial" w:hAnsi="Arial" w:cs="Arial"/>
-          <w:snapToGrid w:val="0"/>
-          <w:color w:val="000000"/>
-          <w:sz w:val="22"/>
-          <w:szCs w:val="20"/>
-        </w:rPr>
-        <w:t xml:space="preserve">/ </w:t>
-      </w:r>
-      <w:r>
-        <w:rPr>
-          <w:rFonts w:ascii="Arial" w:hAnsi="Arial" w:cs="Arial"/>
-          <w:snapToGrid w:val="0"/>
-          <w:color w:val="000000"/>
-          <w:sz w:val="22"/>
-          <w:szCs w:val="20"/>
-        </w:rPr>
-        <w:t>LAB: CCL 30</w:t>
-      </w:r>
-      <w:r>
-        <w:rPr>
-          <w:rFonts w:ascii="Arial" w:hAnsi="Arial" w:cs="Arial"/>
-          <w:snapToGrid w:val="0"/>
-          <w:color w:val="000000"/>
-          <w:sz w:val="22"/>
-          <w:szCs w:val="20"/>
-        </w:rPr>
-        <w:t>5</w:t>
-      </w:r>
-      <w:r>
-        <w:rPr>
-          <w:rFonts w:ascii="Arial" w:hAnsi="Arial" w:cs="Arial"/>
-          <w:snapToGrid w:val="0"/>
-          <w:color w:val="000000"/>
-          <w:sz w:val="22"/>
-          <w:szCs w:val="20"/>
-        </w:rPr>
-        <w:t xml:space="preserve">, LEC: ITC </w:t>
-      </w:r>
-      <w:r>
-        <w:rPr>
-          <w:rFonts w:ascii="Arial" w:hAnsi="Arial" w:cs="Arial"/>
-          <w:snapToGrid w:val="0"/>
-          <w:color w:val="000000"/>
-          <w:sz w:val="22"/>
-          <w:szCs w:val="20"/>
-        </w:rPr>
-        <w:t>4</w:t>
-      </w:r>
-      <w:r>
-        <w:rPr>
-          <w:rFonts w:ascii="Arial" w:hAnsi="Arial" w:cs="Arial"/>
-          <w:snapToGrid w:val="0"/>
-          <w:color w:val="000000"/>
-          <w:sz w:val="22"/>
-          <w:szCs w:val="20"/>
-        </w:rPr>
-        <w:t>0</w:t>
-      </w:r>
-      <w:r>
-        <w:rPr>
-          <w:rFonts w:ascii="Arial" w:hAnsi="Arial" w:cs="Arial"/>
-          <w:snapToGrid w:val="0"/>
-          <w:color w:val="000000"/>
-          <w:sz w:val="22"/>
-          <w:szCs w:val="20"/>
-        </w:rPr>
-        <w:t>1</w:t>
-      </w:r>
-    </w:p>
-    <w:p>
-      <w:pPr>
-        <w:spacing w:line="288" w:lineRule="auto"/>
-        <w:ind w:left="3600" w:hanging="3600"/>
-        <w:jc w:val="both"/>
-        <w:rPr>
-          <w:rFonts w:ascii="Arial" w:hAnsi="Arial" w:cs="Arial"/>
-          <w:snapToGrid w:val="0"/>
-          <w:color w:val="000000"/>
-          <w:sz w:val="22"/>
-          <w:szCs w:val="20"/>
-        </w:rPr>
-      </w:pPr>
-      <w:r>
-        <w:rPr>
-          <w:rFonts w:ascii="Arial" w:hAnsi="Arial" w:cs="Arial"/>
-          <w:snapToGrid w:val="0"/>
-          <w:color w:val="000000"/>
-          <w:sz w:val="22"/>
-          <w:szCs w:val="20"/>
-        </w:rPr>
-        <w:t>Semester / Academic Year:</w:t>
-      </w:r>
-      <w:r>
-        <w:rPr>
-          <w:rFonts w:ascii="Arial" w:hAnsi="Arial" w:cs="Arial"/>
-          <w:snapToGrid w:val="0"/>
-          <w:color w:val="000000"/>
-          <w:sz w:val="22"/>
-          <w:szCs w:val="20"/>
-        </w:rPr>
-        <w:tab/>
-      </w:r>
-      <w:r>
-        <w:rPr>
-          <w:rFonts w:ascii="Arial" w:hAnsi="Arial" w:cs="Arial"/>
-          <w:snapToGrid w:val="0"/>
-          <w:color w:val="000000"/>
-          <w:sz w:val="22"/>
-          <w:szCs w:val="20"/>
-        </w:rPr>
-        <w:t>2</w:t>
-      </w:r>
-      <w:r>
-        <w:rPr>
-          <w:rFonts w:ascii="Arial" w:hAnsi="Arial" w:cs="Arial"/>
-          <w:snapToGrid w:val="0"/>
-          <w:color w:val="000000"/>
-          <w:sz w:val="22"/>
-          <w:szCs w:val="20"/>
-          <w:vertAlign w:val="superscript"/>
-        </w:rPr>
-        <w:t>ND</w:t>
-      </w:r>
-      <w:r>
-        <w:rPr>
-          <w:rFonts w:ascii="Arial" w:hAnsi="Arial" w:cs="Arial"/>
-          <w:snapToGrid w:val="0"/>
-          <w:color w:val="000000"/>
-          <w:sz w:val="22"/>
-          <w:szCs w:val="20"/>
-        </w:rPr>
-        <w:t xml:space="preserve"> </w:t>
-      </w:r>
-      <w:r>
-        <w:rPr>
-          <w:rFonts w:ascii="Arial" w:hAnsi="Arial" w:cs="Arial"/>
-          <w:snapToGrid w:val="0"/>
-          <w:color w:val="000000"/>
-          <w:sz w:val="22"/>
-          <w:szCs w:val="20"/>
-        </w:rPr>
-        <w:t xml:space="preserve">Semester / </w:t>
-      </w:r>
-      <w:r>
-        <w:rPr>
-          <w:rFonts w:ascii="Arial" w:hAnsi="Arial" w:cs="Arial"/>
-          <w:snapToGrid w:val="0"/>
-          <w:color w:val="000000"/>
-          <w:sz w:val="22"/>
-          <w:szCs w:val="20"/>
-        </w:rPr>
-        <w:t>202</w:t>
-      </w:r>
-      <w:r>
-        <w:rPr>
-          <w:rFonts w:ascii="Arial" w:hAnsi="Arial" w:cs="Arial"/>
-          <w:snapToGrid w:val="0"/>
-          <w:color w:val="000000"/>
-          <w:sz w:val="22"/>
-          <w:szCs w:val="20"/>
-        </w:rPr>
-        <w:t>5</w:t>
-      </w:r>
-      <w:r>
-        <w:rPr>
-          <w:rFonts w:ascii="Arial" w:hAnsi="Arial" w:cs="Arial"/>
-          <w:snapToGrid w:val="0"/>
-          <w:color w:val="000000"/>
-          <w:sz w:val="22"/>
-          <w:szCs w:val="20"/>
-        </w:rPr>
-        <w:t xml:space="preserve"> - 202</w:t>
-      </w:r>
-      <w:r>
-        <w:rPr>
-          <w:rFonts w:ascii="Arial" w:hAnsi="Arial" w:cs="Arial"/>
-          <w:snapToGrid w:val="0"/>
-          <w:color w:val="000000"/>
-          <w:sz w:val="22"/>
-          <w:szCs w:val="20"/>
-        </w:rPr>
-        <w:t>6</w:t>
-      </w:r>
-    </w:p>
+    <w:tbl>
+      <w:tblPr>
+        <w:tblStyle w:val="TableGrid"/>
+        <w:tblW w:w="9293" w:type="dxa"/>
+        <w:tblInd w:w="-95" w:type="dxa"/>
+        <w:tblLook w:val="04A0" w:firstRow="1" w:lastRow="0" w:firstColumn="1" w:lastColumn="0" w:noHBand="0" w:noVBand="1"/>
+      </w:tblPr>
+      <w:tblGrid>
+        <w:gridCol w:w="3623"/>
+        <w:gridCol w:w="5670"/>
+      </w:tblGrid>
+      <w:tr>
+        <w:tc>
+          <w:tcPr>
+            <w:tcW w:w="3623" w:type="dxa"/>
+            <w:tcBorders>
+              <w:top w:val="single" w:sz="4" w:space="0" w:color="auto"/>
+              <w:left w:val="single" w:sz="4" w:space="0" w:color="auto"/>
+              <w:bottom w:val="single" w:sz="4" w:space="0" w:color="auto"/>
+              <w:right w:val="single" w:sz="4" w:space="0" w:color="auto"/>
+            </w:tcBorders>
+            <w:hideMark/>
+          </w:tcPr>
+          <w:p>
+            <w:pPr>
+              <w:spacing w:line="288" w:lineRule="auto"/>
+              <w:ind w:left="3600" w:hanging="3600"/>
+              <w:jc w:val="both"/>
+              <w:rPr>
+                <w:rFonts w:ascii="Arial" w:hAnsi="Arial" w:cs="Arial"/>
+                <w:snapToGrid w:val="0"/>
+                <w:color w:val="000000"/>
+                <w:sz w:val="22"/>
+                <w:szCs w:val="20"/>
+              </w:rPr>
+            </w:pPr>
+            <w:r>
+              <w:rPr>
+                <w:rFonts w:ascii="Arial" w:hAnsi="Arial" w:cs="Arial"/>
+                <w:snapToGrid w:val="0"/>
+                <w:color w:val="000000"/>
+                <w:sz w:val="22"/>
+                <w:szCs w:val="20"/>
+              </w:rPr>
+              <w:t>Instructor’s Name and Signa</w:t>
+            </w:r>
+            <w:r>
+              <w:rPr>
+                <w:rFonts w:ascii="Arial" w:hAnsi="Arial" w:cs="Arial"/>
+                <w:snapToGrid w:val="0"/>
+                <w:color w:val="000000"/>
+                <w:sz w:val="22"/>
+                <w:szCs w:val="20"/>
+              </w:rPr>
+              <w:t>t</w:t>
+            </w:r>
+            <w:r>
+              <w:rPr>
+                <w:rFonts w:ascii="Arial" w:hAnsi="Arial" w:cs="Arial"/>
+                <w:snapToGrid w:val="0"/>
+                <w:color w:val="000000"/>
+                <w:sz w:val="22"/>
+                <w:szCs w:val="20"/>
+              </w:rPr>
+              <w:t>ure:</w:t>
+            </w:r>
+          </w:p>
+        </w:tc>
+        <w:tc>
+          <w:tcPr>
+            <w:tcW w:w="5670" w:type="dxa"/>
+            <w:tcBorders>
+              <w:top w:val="single" w:sz="4" w:space="0" w:color="auto"/>
+              <w:left w:val="single" w:sz="4" w:space="0" w:color="auto"/>
+              <w:bottom w:val="single" w:sz="4" w:space="0" w:color="auto"/>
+              <w:right w:val="single" w:sz="4" w:space="0" w:color="auto"/>
+            </w:tcBorders>
+            <w:hideMark/>
+          </w:tcPr>
+          <w:p>
+            <w:pPr>
+              <w:spacing w:line="288" w:lineRule="auto"/>
+              <w:ind w:left="3600" w:hanging="3600"/>
+              <w:jc w:val="both"/>
+              <w:rPr>
+                <w:rFonts w:ascii="Arial" w:hAnsi="Arial" w:cs="Arial"/>
+                <w:snapToGrid w:val="0"/>
+                <w:color w:val="000000"/>
+                <w:sz w:val="22"/>
+                <w:szCs w:val="20"/>
+              </w:rPr>
+            </w:pPr>
+            <w:r>
+              <w:rPr>
+                <w:rFonts w:ascii="Arial" w:hAnsi="Arial" w:cs="Arial"/>
+                <w:snapToGrid w:val="0"/>
+                <w:color w:val="000000"/>
+                <w:sz w:val="22"/>
+                <w:szCs w:val="20"/>
+              </w:rPr>
+              <w:t>DAN JOSEPH A. ORTEGA</w:t>
+            </w:r>
+          </w:p>
+        </w:tc>
+      </w:tr>
+      <w:tr>
+        <w:tc>
+          <w:tcPr>
+            <w:tcW w:w="3623" w:type="dxa"/>
+            <w:tcBorders>
+              <w:top w:val="single" w:sz="4" w:space="0" w:color="auto"/>
+              <w:left w:val="single" w:sz="4" w:space="0" w:color="auto"/>
+              <w:bottom w:val="single" w:sz="4" w:space="0" w:color="auto"/>
+              <w:right w:val="single" w:sz="4" w:space="0" w:color="auto"/>
+            </w:tcBorders>
+            <w:hideMark/>
+          </w:tcPr>
+          <w:p>
+            <w:pPr>
+              <w:spacing w:line="288" w:lineRule="auto"/>
+              <w:ind w:left="3600" w:hanging="3600"/>
+              <w:jc w:val="both"/>
+              <w:rPr>
+                <w:rFonts w:ascii="Arial" w:hAnsi="Arial" w:cs="Arial"/>
+                <w:snapToGrid w:val="0"/>
+                <w:color w:val="000000"/>
+                <w:sz w:val="22"/>
+                <w:szCs w:val="20"/>
+              </w:rPr>
+            </w:pPr>
+            <w:r>
+              <w:rPr>
+                <w:rFonts w:ascii="Arial" w:hAnsi="Arial" w:cs="Arial"/>
+                <w:snapToGrid w:val="0"/>
+                <w:color w:val="000000"/>
+                <w:sz w:val="22"/>
+                <w:szCs w:val="20"/>
+              </w:rPr>
+              <w:t>Course / Year / Section:</w:t>
+            </w:r>
+          </w:p>
+        </w:tc>
+        <w:tc>
+          <w:tcPr>
+            <w:tcW w:w="5670" w:type="dxa"/>
+            <w:tcBorders>
+              <w:top w:val="single" w:sz="4" w:space="0" w:color="auto"/>
+              <w:left w:val="single" w:sz="4" w:space="0" w:color="auto"/>
+              <w:bottom w:val="single" w:sz="4" w:space="0" w:color="auto"/>
+              <w:right w:val="single" w:sz="4" w:space="0" w:color="auto"/>
+            </w:tcBorders>
+            <w:hideMark/>
+          </w:tcPr>
+          <w:p>
+            <w:pPr>
+              <w:spacing w:line="288" w:lineRule="auto"/>
+              <w:ind w:left="3600" w:hanging="3600"/>
+              <w:jc w:val="both"/>
+              <w:rPr>
+                <w:rFonts w:ascii="Arial" w:hAnsi="Arial" w:cs="Arial"/>
+                <w:snapToGrid w:val="0"/>
+                <w:color w:val="000000"/>
+                <w:sz w:val="22"/>
+                <w:szCs w:val="20"/>
+              </w:rPr>
+            </w:pPr>
+            <w:r>
+              <w:rPr>
+                <w:rFonts w:ascii="Arial" w:hAnsi="Arial" w:cs="Arial"/>
+                <w:snapToGrid w:val="0"/>
+                <w:color w:val="000000"/>
+                <w:sz w:val="22"/>
+                <w:szCs w:val="20"/>
+              </w:rPr>
+              <w:t>BSCS 1-4</w:t>
+            </w:r>
+          </w:p>
+        </w:tc>
+      </w:tr>
+      <w:tr>
+        <w:tc>
+          <w:tcPr>
+            <w:tcW w:w="3623" w:type="dxa"/>
+            <w:tcBorders>
+              <w:top w:val="single" w:sz="4" w:space="0" w:color="auto"/>
+              <w:left w:val="single" w:sz="4" w:space="0" w:color="auto"/>
+              <w:bottom w:val="single" w:sz="4" w:space="0" w:color="auto"/>
+              <w:right w:val="single" w:sz="4" w:space="0" w:color="auto"/>
+            </w:tcBorders>
+            <w:hideMark/>
+          </w:tcPr>
+          <w:p>
+            <w:pPr>
+              <w:spacing w:line="288" w:lineRule="auto"/>
+              <w:ind w:left="3600" w:hanging="3600"/>
+              <w:jc w:val="both"/>
+              <w:rPr>
+                <w:rFonts w:ascii="Arial" w:hAnsi="Arial" w:cs="Arial"/>
+                <w:snapToGrid w:val="0"/>
+                <w:color w:val="000000"/>
+                <w:sz w:val="22"/>
+                <w:szCs w:val="20"/>
+              </w:rPr>
+            </w:pPr>
+            <w:r>
+              <w:rPr>
+                <w:rFonts w:ascii="Arial" w:hAnsi="Arial" w:cs="Arial"/>
+                <w:snapToGrid w:val="0"/>
+                <w:color w:val="000000"/>
+                <w:sz w:val="22"/>
+                <w:szCs w:val="20"/>
+              </w:rPr>
+              <w:t>Schedule Code:</w:t>
+            </w:r>
+          </w:p>
+        </w:tc>
+        <w:tc>
+          <w:tcPr>
+            <w:tcW w:w="5670" w:type="dxa"/>
+            <w:tcBorders>
+              <w:top w:val="single" w:sz="4" w:space="0" w:color="auto"/>
+              <w:left w:val="single" w:sz="4" w:space="0" w:color="auto"/>
+              <w:bottom w:val="single" w:sz="4" w:space="0" w:color="auto"/>
+              <w:right w:val="single" w:sz="4" w:space="0" w:color="auto"/>
+            </w:tcBorders>
+            <w:hideMark/>
+          </w:tcPr>
+          <w:p>
+            <w:pPr>
+              <w:spacing w:line="288" w:lineRule="auto"/>
+              <w:ind w:left="3600" w:hanging="3600"/>
+              <w:jc w:val="both"/>
+              <w:rPr>
+                <w:rFonts w:ascii="Arial" w:hAnsi="Arial" w:cs="Arial"/>
+                <w:snapToGrid w:val="0"/>
+                <w:color w:val="000000"/>
+                <w:sz w:val="22"/>
+                <w:szCs w:val="20"/>
+              </w:rPr>
+            </w:pPr>
+            <w:r>
+              <w:rPr>
+                <w:rFonts w:ascii="Arial" w:hAnsi="Arial" w:cs="Arial"/>
+                <w:snapToGrid w:val="0"/>
+                <w:color w:val="000000"/>
+                <w:sz w:val="22"/>
+                <w:szCs w:val="20"/>
+                <w:u w:val="single"/>
+              </w:rPr>
+              <w:t>202522383</w:t>
+            </w:r>
+          </w:p>
+        </w:tc>
+      </w:tr>
+      <w:tr>
+        <w:tc>
+          <w:tcPr>
+            <w:tcW w:w="3623" w:type="dxa"/>
+            <w:tcBorders>
+              <w:top w:val="single" w:sz="4" w:space="0" w:color="auto"/>
+              <w:left w:val="single" w:sz="4" w:space="0" w:color="auto"/>
+              <w:bottom w:val="single" w:sz="4" w:space="0" w:color="auto"/>
+              <w:right w:val="single" w:sz="4" w:space="0" w:color="auto"/>
+            </w:tcBorders>
+            <w:hideMark/>
+          </w:tcPr>
+          <w:p>
+            <w:pPr>
+              <w:spacing w:line="288" w:lineRule="auto"/>
+              <w:ind w:left="3600" w:hanging="3600"/>
+              <w:jc w:val="both"/>
+              <w:rPr>
+                <w:rFonts w:ascii="Arial" w:hAnsi="Arial" w:cs="Arial"/>
+                <w:snapToGrid w:val="0"/>
+                <w:color w:val="000000"/>
+                <w:sz w:val="22"/>
+                <w:szCs w:val="20"/>
+              </w:rPr>
+            </w:pPr>
+            <w:r>
+              <w:rPr>
+                <w:rFonts w:ascii="Arial" w:hAnsi="Arial" w:cs="Arial"/>
+                <w:snapToGrid w:val="0"/>
+                <w:color w:val="000000"/>
+                <w:sz w:val="22"/>
+                <w:szCs w:val="20"/>
+              </w:rPr>
+              <w:t>Subject Code / Title:</w:t>
+            </w:r>
+          </w:p>
+        </w:tc>
+        <w:tc>
+          <w:tcPr>
+            <w:tcW w:w="5670" w:type="dxa"/>
+            <w:tcBorders>
+              <w:top w:val="single" w:sz="4" w:space="0" w:color="auto"/>
+              <w:left w:val="single" w:sz="4" w:space="0" w:color="auto"/>
+              <w:bottom w:val="single" w:sz="4" w:space="0" w:color="auto"/>
+              <w:right w:val="single" w:sz="4" w:space="0" w:color="auto"/>
+            </w:tcBorders>
+            <w:hideMark/>
+          </w:tcPr>
+          <w:p>
+            <w:pPr>
+              <w:spacing w:line="288" w:lineRule="auto"/>
+              <w:ind w:left="3600" w:hanging="3600"/>
+              <w:jc w:val="both"/>
+              <w:rPr>
+                <w:rFonts w:ascii="Arial" w:hAnsi="Arial" w:cs="Arial"/>
+                <w:snapToGrid w:val="0"/>
+                <w:color w:val="000000"/>
+                <w:sz w:val="22"/>
+                <w:szCs w:val="20"/>
+              </w:rPr>
+            </w:pPr>
+            <w:r>
+              <w:rPr>
+                <w:rFonts w:ascii="Arial" w:hAnsi="Arial" w:cs="Arial"/>
+                <w:snapToGrid w:val="0"/>
+                <w:color w:val="000000"/>
+                <w:sz w:val="22"/>
+                <w:szCs w:val="20"/>
+              </w:rPr>
+              <w:t>ITEC50 – WEB SYSTEMS AND TEHCNOLOGY</w:t>
+            </w:r>
+          </w:p>
+        </w:tc>
+      </w:tr>
+      <w:tr>
+        <w:tc>
+          <w:tcPr>
+            <w:tcW w:w="3623" w:type="dxa"/>
+            <w:tcBorders>
+              <w:top w:val="single" w:sz="4" w:space="0" w:color="auto"/>
+              <w:left w:val="single" w:sz="4" w:space="0" w:color="auto"/>
+              <w:bottom w:val="single" w:sz="4" w:space="0" w:color="auto"/>
+              <w:right w:val="single" w:sz="4" w:space="0" w:color="auto"/>
+            </w:tcBorders>
+            <w:hideMark/>
+          </w:tcPr>
+          <w:p>
+            <w:pPr>
+              <w:spacing w:line="288" w:lineRule="auto"/>
+              <w:ind w:left="3600" w:hanging="3600"/>
+              <w:jc w:val="both"/>
+              <w:rPr>
+                <w:rFonts w:ascii="Arial" w:hAnsi="Arial" w:cs="Arial"/>
+                <w:snapToGrid w:val="0"/>
+                <w:color w:val="000000"/>
+                <w:sz w:val="22"/>
+                <w:szCs w:val="20"/>
+              </w:rPr>
+            </w:pPr>
+            <w:r>
+              <w:rPr>
+                <w:rFonts w:ascii="Arial" w:hAnsi="Arial" w:cs="Arial"/>
+                <w:snapToGrid w:val="0"/>
+                <w:color w:val="000000"/>
+                <w:sz w:val="22"/>
+                <w:szCs w:val="20"/>
+              </w:rPr>
+              <w:t>Time / Days / Room No.:</w:t>
+            </w:r>
+          </w:p>
+        </w:tc>
+        <w:tc>
+          <w:tcPr>
+            <w:tcW w:w="5670" w:type="dxa"/>
+            <w:tcBorders>
+              <w:top w:val="single" w:sz="4" w:space="0" w:color="auto"/>
+              <w:left w:val="single" w:sz="4" w:space="0" w:color="auto"/>
+              <w:bottom w:val="single" w:sz="4" w:space="0" w:color="auto"/>
+              <w:right w:val="single" w:sz="4" w:space="0" w:color="auto"/>
+            </w:tcBorders>
+            <w:hideMark/>
+          </w:tcPr>
+          <w:p>
+            <w:pPr>
+              <w:spacing w:line="288" w:lineRule="auto"/>
+              <w:ind w:left="3600" w:hanging="3600"/>
+              <w:jc w:val="both"/>
+              <w:rPr>
+                <w:rFonts w:ascii="Arial" w:hAnsi="Arial" w:cs="Arial"/>
+                <w:snapToGrid w:val="0"/>
+                <w:color w:val="000000"/>
+                <w:sz w:val="22"/>
+                <w:szCs w:val="20"/>
+              </w:rPr>
+            </w:pPr>
+            <w:r>
+              <w:rPr>
+                <w:rFonts w:ascii="Arial" w:hAnsi="Arial" w:cs="Arial"/>
+                <w:snapToGrid w:val="0"/>
+                <w:color w:val="000000"/>
+                <w:sz w:val="22"/>
+                <w:szCs w:val="20"/>
+              </w:rPr>
+              <w:t>10:00AM-12:00AM, 01:00PM-03:00PM / M / LAB: CCL</w:t>
+            </w:r>
+            <w:r>
+              <w:rPr>
+                <w:rFonts w:ascii="Arial" w:hAnsi="Arial" w:cs="Arial"/>
+                <w:snapToGrid w:val="0"/>
+                <w:color w:val="000000"/>
+                <w:sz w:val="22"/>
+                <w:szCs w:val="20"/>
+              </w:rPr>
+              <w:t xml:space="preserve"> </w:t>
+            </w:r>
+            <w:r>
+              <w:rPr>
+                <w:rFonts w:ascii="Arial" w:hAnsi="Arial" w:cs="Arial"/>
+                <w:snapToGrid w:val="0"/>
+                <w:color w:val="000000"/>
+                <w:sz w:val="22"/>
+                <w:szCs w:val="20"/>
+              </w:rPr>
+              <w:t>305, LEC: ITC 401</w:t>
+            </w:r>
+          </w:p>
+        </w:tc>
+      </w:tr>
+      <w:tr>
+        <w:tc>
+          <w:tcPr>
+            <w:tcW w:w="3623" w:type="dxa"/>
+            <w:tcBorders>
+              <w:top w:val="single" w:sz="4" w:space="0" w:color="auto"/>
+              <w:left w:val="single" w:sz="4" w:space="0" w:color="auto"/>
+              <w:bottom w:val="single" w:sz="4" w:space="0" w:color="auto"/>
+              <w:right w:val="single" w:sz="4" w:space="0" w:color="auto"/>
+            </w:tcBorders>
+            <w:hideMark/>
+          </w:tcPr>
+          <w:p>
+            <w:pPr>
+              <w:spacing w:line="288" w:lineRule="auto"/>
+              <w:ind w:left="3600" w:hanging="3600"/>
+              <w:jc w:val="both"/>
+              <w:rPr>
+                <w:rFonts w:ascii="Arial" w:hAnsi="Arial" w:cs="Arial"/>
+                <w:snapToGrid w:val="0"/>
+                <w:color w:val="000000"/>
+                <w:sz w:val="22"/>
+                <w:szCs w:val="20"/>
+              </w:rPr>
+            </w:pPr>
+            <w:r>
+              <w:rPr>
+                <w:rFonts w:ascii="Arial" w:hAnsi="Arial" w:cs="Arial"/>
+                <w:snapToGrid w:val="0"/>
+                <w:color w:val="000000"/>
+                <w:sz w:val="22"/>
+                <w:szCs w:val="20"/>
+              </w:rPr>
+              <w:t>Semester / Academic Year:</w:t>
+            </w:r>
+          </w:p>
+        </w:tc>
+        <w:tc>
+          <w:tcPr>
+            <w:tcW w:w="5670" w:type="dxa"/>
+            <w:tcBorders>
+              <w:top w:val="single" w:sz="4" w:space="0" w:color="auto"/>
+              <w:left w:val="single" w:sz="4" w:space="0" w:color="auto"/>
+              <w:bottom w:val="single" w:sz="4" w:space="0" w:color="auto"/>
+              <w:right w:val="single" w:sz="4" w:space="0" w:color="auto"/>
+            </w:tcBorders>
+            <w:hideMark/>
+          </w:tcPr>
+          <w:p>
+            <w:pPr>
+              <w:spacing w:line="288" w:lineRule="auto"/>
+              <w:ind w:left="3600" w:hanging="3600"/>
+              <w:jc w:val="both"/>
+              <w:rPr>
+                <w:rFonts w:ascii="Arial" w:hAnsi="Arial" w:cs="Arial"/>
+                <w:snapToGrid w:val="0"/>
+                <w:color w:val="000000"/>
+                <w:sz w:val="22"/>
+                <w:szCs w:val="20"/>
+              </w:rPr>
+            </w:pPr>
+            <w:r>
+              <w:rPr>
+                <w:rFonts w:ascii="Arial" w:hAnsi="Arial" w:cs="Arial"/>
+                <w:snapToGrid w:val="0"/>
+                <w:color w:val="000000"/>
+                <w:sz w:val="22"/>
+                <w:szCs w:val="20"/>
+              </w:rPr>
+              <w:t>2</w:t>
+            </w:r>
+            <w:r>
+              <w:rPr>
+                <w:rFonts w:ascii="Arial" w:hAnsi="Arial" w:cs="Arial"/>
+                <w:snapToGrid w:val="0"/>
+                <w:color w:val="000000"/>
+                <w:sz w:val="22"/>
+                <w:szCs w:val="20"/>
+                <w:vertAlign w:val="superscript"/>
+              </w:rPr>
+              <w:t>ND</w:t>
+            </w:r>
+            <w:r>
+              <w:rPr>
+                <w:rFonts w:ascii="Arial" w:hAnsi="Arial" w:cs="Arial"/>
+                <w:snapToGrid w:val="0"/>
+                <w:color w:val="000000"/>
+                <w:sz w:val="22"/>
+                <w:szCs w:val="20"/>
+              </w:rPr>
+              <w:t xml:space="preserve"> Semester / 2025 – 2026</w:t>
+            </w:r>
+          </w:p>
+        </w:tc>
+      </w:tr>
+    </w:tbl>
     <w:p>
       <w:pPr>
         <w:jc w:val="both"/>
@@ -1258,13 +1251,23 @@
                 <w:szCs w:val="16"/>
               </w:rPr>
             </w:pPr>
-            <w:r>
-              <w:rPr>
-                <w:rFonts w:ascii="Calibri" w:hAnsi="Calibri" w:cs="Calibri"/>
-                <w:sz w:val="16"/>
-                <w:szCs w:val="16"/>
-              </w:rPr>
-              <w:t>ALVAREZ , CRISTINE R.</w:t>
+            <w:proofErr w:type="gramStart"/>
+            <w:r>
+              <w:rPr>
+                <w:rFonts w:ascii="Calibri" w:hAnsi="Calibri" w:cs="Calibri"/>
+                <w:sz w:val="16"/>
+                <w:szCs w:val="16"/>
+              </w:rPr>
+              <w:t>ALVAREZ ,</w:t>
+            </w:r>
+            <w:proofErr w:type="gramEnd"/>
+            <w:r>
+              <w:rPr>
+                <w:rFonts w:ascii="Calibri" w:hAnsi="Calibri" w:cs="Calibri"/>
+                <w:sz w:val="16"/>
+                <w:szCs w:val="16"/>
+              </w:rPr>
+              <w:t xml:space="preserve"> CRISTINE R.</w:t>
             </w:r>
           </w:p>
         </w:tc>
@@ -1356,13 +1359,23 @@
                 <w:szCs w:val="16"/>
               </w:rPr>
             </w:pPr>
-            <w:r>
-              <w:rPr>
-                <w:rFonts w:ascii="Calibri" w:hAnsi="Calibri" w:cs="Calibri"/>
-                <w:sz w:val="16"/>
-                <w:szCs w:val="16"/>
-              </w:rPr>
-              <w:t>BARRACA , SHAN C.</w:t>
+            <w:proofErr w:type="gramStart"/>
+            <w:r>
+              <w:rPr>
+                <w:rFonts w:ascii="Calibri" w:hAnsi="Calibri" w:cs="Calibri"/>
+                <w:sz w:val="16"/>
+                <w:szCs w:val="16"/>
+              </w:rPr>
+              <w:t>BARRACA ,</w:t>
+            </w:r>
+            <w:proofErr w:type="gramEnd"/>
+            <w:r>
+              <w:rPr>
+                <w:rFonts w:ascii="Calibri" w:hAnsi="Calibri" w:cs="Calibri"/>
+                <w:sz w:val="16"/>
+                <w:szCs w:val="16"/>
+              </w:rPr>
+              <w:t xml:space="preserve"> SHAN C.</w:t>
             </w:r>
           </w:p>
         </w:tc>
@@ -1552,13 +1565,23 @@
                 <w:szCs w:val="16"/>
               </w:rPr>
             </w:pPr>
-            <w:r>
-              <w:rPr>
-                <w:rFonts w:ascii="Calibri" w:hAnsi="Calibri" w:cs="Calibri"/>
-                <w:sz w:val="16"/>
-                <w:szCs w:val="16"/>
-              </w:rPr>
-              <w:t>BOLLOZOS , MODESTY JOY M.</w:t>
+            <w:proofErr w:type="gramStart"/>
+            <w:r>
+              <w:rPr>
+                <w:rFonts w:ascii="Calibri" w:hAnsi="Calibri" w:cs="Calibri"/>
+                <w:sz w:val="16"/>
+                <w:szCs w:val="16"/>
+              </w:rPr>
+              <w:t>BOLLOZOS ,</w:t>
+            </w:r>
+            <w:proofErr w:type="gramEnd"/>
+            <w:r>
+              <w:rPr>
+                <w:rFonts w:ascii="Calibri" w:hAnsi="Calibri" w:cs="Calibri"/>
+                <w:sz w:val="16"/>
+                <w:szCs w:val="16"/>
+              </w:rPr>
+              <w:t xml:space="preserve"> MODESTY JOY M.</w:t>
             </w:r>
           </w:p>
         </w:tc>
@@ -2336,13 +2359,23 @@
                 <w:szCs w:val="16"/>
               </w:rPr>
             </w:pPr>
-            <w:r>
-              <w:rPr>
-                <w:rFonts w:ascii="Calibri" w:hAnsi="Calibri" w:cs="Calibri"/>
-                <w:sz w:val="16"/>
-                <w:szCs w:val="16"/>
-              </w:rPr>
-              <w:t>ECHANO , BRYCE CHRYSLER C.</w:t>
+            <w:proofErr w:type="gramStart"/>
+            <w:r>
+              <w:rPr>
+                <w:rFonts w:ascii="Calibri" w:hAnsi="Calibri" w:cs="Calibri"/>
+                <w:sz w:val="16"/>
+                <w:szCs w:val="16"/>
+              </w:rPr>
+              <w:t>ECHANO ,</w:t>
+            </w:r>
+            <w:proofErr w:type="gramEnd"/>
+            <w:r>
+              <w:rPr>
+                <w:rFonts w:ascii="Calibri" w:hAnsi="Calibri" w:cs="Calibri"/>
+                <w:sz w:val="16"/>
+                <w:szCs w:val="16"/>
+              </w:rPr>
+              <w:t xml:space="preserve"> BRYCE CHRYSLER C.</w:t>
             </w:r>
           </w:p>
         </w:tc>
@@ -3610,13 +3643,23 @@
                 <w:szCs w:val="16"/>
               </w:rPr>
             </w:pPr>
-            <w:r>
-              <w:rPr>
-                <w:rFonts w:ascii="Calibri" w:hAnsi="Calibri" w:cs="Calibri"/>
-                <w:sz w:val="16"/>
-                <w:szCs w:val="16"/>
-              </w:rPr>
-              <w:t>MONTESCLAROS , MARKROMY</w:t>
+            <w:proofErr w:type="gramStart"/>
+            <w:r>
+              <w:rPr>
+                <w:rFonts w:ascii="Calibri" w:hAnsi="Calibri" w:cs="Calibri"/>
+                <w:sz w:val="16"/>
+                <w:szCs w:val="16"/>
+              </w:rPr>
+              <w:t>MONTESCLAROS ,</w:t>
+            </w:r>
+            <w:proofErr w:type="gramEnd"/>
+            <w:r>
+              <w:rPr>
+                <w:rFonts w:ascii="Calibri" w:hAnsi="Calibri" w:cs="Calibri"/>
+                <w:sz w:val="16"/>
+                <w:szCs w:val="16"/>
+              </w:rPr>
+              <w:t xml:space="preserve"> MARKROMY</w:t>
             </w:r>
           </w:p>
         </w:tc>
@@ -3904,13 +3947,23 @@
                 <w:szCs w:val="16"/>
               </w:rPr>
             </w:pPr>
-            <w:r>
-              <w:rPr>
-                <w:rFonts w:ascii="Calibri" w:hAnsi="Calibri" w:cs="Calibri"/>
-                <w:sz w:val="16"/>
-                <w:szCs w:val="16"/>
-              </w:rPr>
-              <w:t>OLEGARIO , ELLA MAE V.</w:t>
+            <w:proofErr w:type="gramStart"/>
+            <w:r>
+              <w:rPr>
+                <w:rFonts w:ascii="Calibri" w:hAnsi="Calibri" w:cs="Calibri"/>
+                <w:sz w:val="16"/>
+                <w:szCs w:val="16"/>
+              </w:rPr>
+              <w:t>OLEGARIO ,</w:t>
+            </w:r>
+            <w:proofErr w:type="gramEnd"/>
+            <w:r>
+              <w:rPr>
+                <w:rFonts w:ascii="Calibri" w:hAnsi="Calibri" w:cs="Calibri"/>
+                <w:sz w:val="16"/>
+                <w:szCs w:val="16"/>
+              </w:rPr>
+              <w:t xml:space="preserve"> ELLA MAE V.</w:t>
             </w:r>
           </w:p>
         </w:tc>
@@ -4094,13 +4147,23 @@
                 <w:szCs w:val="16"/>
               </w:rPr>
             </w:pPr>
-            <w:r>
-              <w:rPr>
-                <w:rFonts w:ascii="Calibri" w:hAnsi="Calibri" w:cs="Calibri"/>
-                <w:sz w:val="16"/>
-                <w:szCs w:val="16"/>
-              </w:rPr>
-              <w:t>PORTUGAL , MA. ROCHEL J.</w:t>
+            <w:proofErr w:type="gramStart"/>
+            <w:r>
+              <w:rPr>
+                <w:rFonts w:ascii="Calibri" w:hAnsi="Calibri" w:cs="Calibri"/>
+                <w:sz w:val="16"/>
+                <w:szCs w:val="16"/>
+              </w:rPr>
+              <w:t>PORTUGAL ,</w:t>
+            </w:r>
+            <w:proofErr w:type="gramEnd"/>
+            <w:r>
+              <w:rPr>
+                <w:rFonts w:ascii="Calibri" w:hAnsi="Calibri" w:cs="Calibri"/>
+                <w:sz w:val="16"/>
+                <w:szCs w:val="16"/>
+              </w:rPr>
+              <w:t xml:space="preserve"> MA. ROCHEL J.</w:t>
             </w:r>
           </w:p>
         </w:tc>
@@ -4784,6 +4847,84 @@
               </w:rPr>
               <w:t>251013264</w:t>
             </w:r>
+          </w:p>
+        </w:tc>
+        <w:tc>
+          <w:tcPr>
+            <w:tcW w:w="2255" w:type="dxa"/>
+          </w:tcPr>
+          <w:p>
+            <w:pPr>
+              <w:jc w:val="both"/>
+              <w:rPr>
+                <w:rFonts w:ascii="Arial" w:hAnsi="Arial" w:cs="Arial"/>
+                <w:snapToGrid w:val="0"/>
+                <w:color w:val="000000"/>
+                <w:sz w:val="16"/>
+                <w:szCs w:val="16"/>
+              </w:rPr>
+            </w:pPr>
+          </w:p>
+        </w:tc>
+      </w:tr>
+      <w:tr>
+        <w:tc>
+          <w:tcPr>
+            <w:tcW w:w="805" w:type="dxa"/>
+            <w:vAlign w:val="center"/>
+          </w:tcPr>
+          <w:p>
+            <w:pPr>
+              <w:pStyle w:val="ListParagraph"/>
+              <w:numPr>
+                <w:ilvl w:val="0"/>
+                <w:numId w:val="1"/>
+              </w:numPr>
+              <w:tabs>
+                <w:tab w:val="left" w:pos="360"/>
+              </w:tabs>
+              <w:ind w:firstLine="67"/>
+              <w:jc w:val="center"/>
+              <w:rPr>
+                <w:rFonts w:ascii="Arial" w:hAnsi="Arial" w:cs="Arial"/>
+                <w:snapToGrid w:val="0"/>
+                <w:color w:val="000000"/>
+                <w:sz w:val="16"/>
+                <w:szCs w:val="16"/>
+              </w:rPr>
+            </w:pPr>
+          </w:p>
+        </w:tc>
+        <w:tc>
+          <w:tcPr>
+            <w:tcW w:w="3983" w:type="dxa"/>
+            <w:vAlign w:val="center"/>
+          </w:tcPr>
+          <w:p>
+            <w:pPr>
+              <w:jc w:val="both"/>
+              <w:rPr>
+                <w:rFonts w:ascii="Calibri" w:hAnsi="Calibri" w:cs="Calibri"/>
+                <w:sz w:val="16"/>
+                <w:szCs w:val="16"/>
+              </w:rPr>
+            </w:pPr>
+          </w:p>
+        </w:tc>
+        <w:tc>
+          <w:tcPr>
+            <w:tcW w:w="1974" w:type="dxa"/>
+            <w:vAlign w:val="center"/>
+          </w:tcPr>
+          <w:p>
+            <w:pPr>
+              <w:jc w:val="center"/>
+              <w:rPr>
+                <w:rFonts w:ascii="Calibri" w:hAnsi="Calibri" w:cs="Calibri"/>
+                <w:sz w:val="16"/>
+                <w:szCs w:val="16"/>
+              </w:rPr>
+            </w:pPr>
           </w:p>
         </w:tc>
         <w:tc>
@@ -4818,7 +4959,7 @@
 </file>
 
 <file path=word/endnotes.xml><?xml version="1.0" encoding="utf-8"?>
-<w:endnotes xmlns:wpc="http://schemas.microsoft.com/office/word/2010/wordprocessingCanvas" xmlns:cx="http://schemas.microsoft.com/office/drawing/2014/chartex" xmlns:cx1="http://schemas.microsoft.com/office/drawing/2015/9/8/chartex" xmlns:cx2="http://schemas.microsoft.com/office/drawing/2015/10/21/chartex" xmlns:cx3="http://schemas.microsoft.com/office/drawing/2016/5/9/chartex" xmlns:cx4="http://schemas.microsoft.com/office/drawing/2016/5/10/chartex" xmlns:cx5="http://schemas.microsoft.com/office/drawing/2016/5/11/chartex" xmlns:cx6="http://schemas.microsoft.com/office/drawing/2016/5/12/chartex" xmlns:cx7="http://schemas.microsoft.com/office/drawing/2016/5/13/chartex" xmlns:cx8="http://schemas.microsoft.com/office/drawing/2016/5/14/chartex" xmlns:mc="http://schemas.openxmlformats.org/markup-compatibility/2006" xmlns:aink="http://schemas.microsoft.com/office/drawing/2016/ink" xmlns:am3d="http://schemas.microsoft.com/office/drawing/2017/model3d" xmlns:o="urn:schemas-microsoft-com:office:office" xmlns:oel="http://schemas.microsoft.com/office/2019/extlst" xmlns:r="http://schemas.openxmlformats.org/officeDocument/2006/relationships" xmlns:m="http://schemas.openxmlformats.org/officeDocument/2006/math" xmlns:v="urn:schemas-microsoft-com:vml" xmlns:wp14="http://schemas.microsoft.com/office/word/2010/wordprocessingDrawing" xmlns:wp="http://schemas.openxmlformats.org/drawingml/2006/wordprocessingDrawing" xmlns:w10="urn:schemas-microsoft-com:office:word" xmlns:w="http://schemas.openxmlformats.org/wordprocessingml/2006/main" xmlns:w14="http://schemas.microsoft.com/office/word/2010/wordml" xmlns:w15="http://schemas.microsoft.com/office/word/2012/wordml" xmlns:w16cex="http://schemas.microsoft.com/office/word/2018/wordml/cex" xmlns:w16cid="http://schemas.microsoft.com/office/word/2016/wordml/cid" xmlns:w16="http://schemas.microsoft.com/office/word/2018/wordml" xmlns:w16du="http://schemas.microsoft.com/office/word/2023/wordml/word16du" xmlns:w16sdtdh="http://schemas.microsoft.com/office/word/2020/wordml/sdtdatahash" xmlns:w16sdtfl="http://schemas.microsoft.com/office/word/2024/wordml/sdtformatlock" xmlns:w16se="http://schemas.microsoft.com/office/word/2015/wordml/symex" xmlns:wpg="http://schemas.microsoft.com/office/word/2010/wordprocessingGroup" xmlns:wpi="http://schemas.microsoft.com/office/word/2010/wordprocessingInk" xmlns:wne="http://schemas.microsoft.com/office/word/2006/wordml" xmlns:wps="http://schemas.microsoft.com/office/word/2010/wordprocessingShape" mc:Ignorable="w14 w15 w16se w16cid w16 w16cex w16sdtdh w16sdtfl w16du wp14">
+<w:endnotes xmlns:wpc="http://schemas.microsoft.com/office/word/2010/wordprocessingCanvas" xmlns:cx="http://schemas.microsoft.com/office/drawing/2014/chartex" xmlns:cx1="http://schemas.microsoft.com/office/drawing/2015/9/8/chartex" xmlns:cx2="http://schemas.microsoft.com/office/drawing/2015/10/21/chartex" xmlns:cx3="http://schemas.microsoft.com/office/drawing/2016/5/9/chartex" xmlns:cx4="http://schemas.microsoft.com/office/drawing/2016/5/10/chartex" xmlns:cx5="http://schemas.microsoft.com/office/drawing/2016/5/11/chartex" xmlns:cx6="http://schemas.microsoft.com/office/drawing/2016/5/12/chartex" xmlns:cx7="http://schemas.microsoft.com/office/drawing/2016/5/13/chartex" xmlns:cx8="http://schemas.microsoft.com/office/drawing/2016/5/14/chartex" xmlns:mc="http://schemas.openxmlformats.org/markup-compatibility/2006" xmlns:aink="http://schemas.microsoft.com/office/drawing/2016/ink" xmlns:am3d="http://schemas.microsoft.com/office/drawing/2017/model3d" xmlns:o="urn:schemas-microsoft-com:office:office" xmlns:oel="http://schemas.microsoft.com/office/2019/extlst" xmlns:r="http://schemas.openxmlformats.org/officeDocument/2006/relationships" xmlns:m="http://schemas.openxmlformats.org/officeDocument/2006/math" xmlns:v="urn:schemas-microsoft-com:vml" xmlns:wp14="http://schemas.microsoft.com/office/word/2010/wordprocessingDrawing" xmlns:wp="http://schemas.openxmlformats.org/drawingml/2006/wordprocessingDrawing" xmlns:w10="urn:schemas-microsoft-com:office:word" xmlns:w="http://schemas.openxmlformats.org/wordprocessingml/2006/main" xmlns:w14="http://schemas.microsoft.com/office/word/2010/wordml" xmlns:w15="http://schemas.microsoft.com/office/word/2012/wordml" xmlns:w16cei="http://schemas.microsoft.com/office/word/2026/wordml/cei" xmlns:w16cex="http://schemas.microsoft.com/office/word/2018/wordml/cex" xmlns:w16cid="http://schemas.microsoft.com/office/word/2016/wordml/cid" xmlns:w16="http://schemas.microsoft.com/office/word/2018/wordml" xmlns:w16du="http://schemas.microsoft.com/office/word/2023/wordml/word16du" xmlns:w16sdtdh="http://schemas.microsoft.com/office/word/2020/wordml/sdtdatahash" xmlns:w16sdtfl="http://schemas.microsoft.com/office/word/2024/wordml/sdtformatlock" xmlns:w16se="http://schemas.microsoft.com/office/word/2015/wordml/symex" xmlns:wpg="http://schemas.microsoft.com/office/word/2010/wordprocessingGroup" xmlns:wpi="http://schemas.microsoft.com/office/word/2010/wordprocessingInk" xmlns:wne="http://schemas.microsoft.com/office/word/2006/wordml" xmlns:wps="http://schemas.microsoft.com/office/word/2010/wordprocessingShape" mc:Ignorable="w14 w15 w16se w16cid w16 w16cex w16sdtdh w16sdtfl w16du wp14">
   <w:endnote w:type="separator" w:id="-1">
     <w:p>
       <w:r>
@@ -4837,7 +4978,7 @@
 </file>
 
 <file path=word/footer1.xml><?xml version="1.0" encoding="utf-8"?>
-<w:ftr xmlns:wpc="http://schemas.microsoft.com/office/word/2010/wordprocessingCanvas" xmlns:cx="http://schemas.microsoft.com/office/drawing/2014/chartex" xmlns:cx1="http://schemas.microsoft.com/office/drawing/2015/9/8/chartex" xmlns:cx2="http://schemas.microsoft.com/office/drawing/2015/10/21/chartex" xmlns:cx3="http://schemas.microsoft.com/office/drawing/2016/5/9/chartex" xmlns:cx4="http://schemas.microsoft.com/office/drawing/2016/5/10/chartex" xmlns:cx5="http://schemas.microsoft.com/office/drawing/2016/5/11/chartex" xmlns:cx6="http://schemas.microsoft.com/office/drawing/2016/5/12/chartex" xmlns:cx7="http://schemas.microsoft.com/office/drawing/2016/5/13/chartex" xmlns:cx8="http://schemas.microsoft.com/office/drawing/2016/5/14/chartex" xmlns:mc="http://schemas.openxmlformats.org/markup-compatibility/2006" xmlns:aink="http://schemas.microsoft.com/office/drawing/2016/ink" xmlns:am3d="http://schemas.microsoft.com/office/drawing/2017/model3d" xmlns:o="urn:schemas-microsoft-com:office:office" xmlns:oel="http://schemas.microsoft.com/office/2019/extlst" xmlns:r="http://schemas.openxmlformats.org/officeDocument/2006/relationships" xmlns:m="http://schemas.openxmlformats.org/officeDocument/2006/math" xmlns:v="urn:schemas-microsoft-com:vml" xmlns:wp14="http://schemas.microsoft.com/office/word/2010/wordprocessingDrawing" xmlns:wp="http://schemas.openxmlformats.org/drawingml/2006/wordprocessingDrawing" xmlns:w10="urn:schemas-microsoft-com:office:word" xmlns:w="http://schemas.openxmlformats.org/wordprocessingml/2006/main" xmlns:w14="http://schemas.microsoft.com/office/word/2010/wordml" xmlns:w15="http://schemas.microsoft.com/office/word/2012/wordml" xmlns:w16cex="http://schemas.microsoft.com/office/word/2018/wordml/cex" xmlns:w16cid="http://schemas.microsoft.com/office/word/2016/wordml/cid" xmlns:w16="http://schemas.microsoft.com/office/word/2018/wordml" xmlns:w16du="http://schemas.microsoft.com/office/word/2023/wordml/word16du" xmlns:w16sdtdh="http://schemas.microsoft.com/office/word/2020/wordml/sdtdatahash" xmlns:w16sdtfl="http://schemas.microsoft.com/office/word/2024/wordml/sdtformatlock" xmlns:w16se="http://schemas.microsoft.com/office/word/2015/wordml/symex" xmlns:wpg="http://schemas.microsoft.com/office/word/2010/wordprocessingGroup" xmlns:wpi="http://schemas.microsoft.com/office/word/2010/wordprocessingInk" xmlns:wne="http://schemas.microsoft.com/office/word/2006/wordml" xmlns:wps="http://schemas.microsoft.com/office/word/2010/wordprocessingShape" mc:Ignorable="w14 w15 w16se w16cid w16 w16cex w16sdtdh w16sdtfl w16du wp14">
+<w:ftr xmlns:wpc="http://schemas.microsoft.com/office/word/2010/wordprocessingCanvas" xmlns:cx="http://schemas.microsoft.com/office/drawing/2014/chartex" xmlns:cx1="http://schemas.microsoft.com/office/drawing/2015/9/8/chartex" xmlns:cx2="http://schemas.microsoft.com/office/drawing/2015/10/21/chartex" xmlns:cx3="http://schemas.microsoft.com/office/drawing/2016/5/9/chartex" xmlns:cx4="http://schemas.microsoft.com/office/drawing/2016/5/10/chartex" xmlns:cx5="http://schemas.microsoft.com/office/drawing/2016/5/11/chartex" xmlns:cx6="http://schemas.microsoft.com/office/drawing/2016/5/12/chartex" xmlns:cx7="http://schemas.microsoft.com/office/drawing/2016/5/13/chartex" xmlns:cx8="http://schemas.microsoft.com/office/drawing/2016/5/14/chartex" xmlns:mc="http://schemas.openxmlformats.org/markup-compatibility/2006" xmlns:aink="http://schemas.microsoft.com/office/drawing/2016/ink" xmlns:am3d="http://schemas.microsoft.com/office/drawing/2017/model3d" xmlns:o="urn:schemas-microsoft-com:office:office" xmlns:oel="http://schemas.microsoft.com/office/2019/extlst" xmlns:r="http://schemas.openxmlformats.org/officeDocument/2006/relationships" xmlns:m="http://schemas.openxmlformats.org/officeDocument/2006/math" xmlns:v="urn:schemas-microsoft-com:vml" xmlns:wp14="http://schemas.microsoft.com/office/word/2010/wordprocessingDrawing" xmlns:wp="http://schemas.openxmlformats.org/drawingml/2006/wordprocessingDrawing" xmlns:w10="urn:schemas-microsoft-com:office:word" xmlns:w="http://schemas.openxmlformats.org/wordprocessingml/2006/main" xmlns:w14="http://schemas.microsoft.com/office/word/2010/wordml" xmlns:w15="http://schemas.microsoft.com/office/word/2012/wordml" xmlns:w16cei="http://schemas.microsoft.com/office/word/2026/wordml/cei" xmlns:w16cex="http://schemas.microsoft.com/office/word/2018/wordml/cex" xmlns:w16cid="http://schemas.microsoft.com/office/word/2016/wordml/cid" xmlns:w16="http://schemas.microsoft.com/office/word/2018/wordml" xmlns:w16du="http://schemas.microsoft.com/office/word/2023/wordml/word16du" xmlns:w16sdtdh="http://schemas.microsoft.com/office/word/2020/wordml/sdtdatahash" xmlns:w16sdtfl="http://schemas.microsoft.com/office/word/2024/wordml/sdtformatlock" xmlns:w16se="http://schemas.microsoft.com/office/word/2015/wordml/symex" xmlns:wpg="http://schemas.microsoft.com/office/word/2010/wordprocessingGroup" xmlns:wpi="http://schemas.microsoft.com/office/word/2010/wordprocessingInk" xmlns:wne="http://schemas.microsoft.com/office/word/2006/wordml" xmlns:wps="http://schemas.microsoft.com/office/word/2010/wordprocessingShape" mc:Ignorable="w14 w15 w16se w16cid w16 w16cex w16sdtdh w16sdtfl w16du wp14">
   <w:p>
     <w:pPr>
       <w:pStyle w:val="Footer"/>
@@ -4901,7 +5042,7 @@
 </file>
 
 <file path=word/footnotes.xml><?xml version="1.0" encoding="utf-8"?>
-<w:footnotes xmlns:wpc="http://schemas.microsoft.com/office/word/2010/wordprocessingCanvas" xmlns:cx="http://schemas.microsoft.com/office/drawing/2014/chartex" xmlns:cx1="http://schemas.microsoft.com/office/drawing/2015/9/8/chartex" xmlns:cx2="http://schemas.microsoft.com/office/drawing/2015/10/21/chartex" xmlns:cx3="http://schemas.microsoft.com/office/drawing/2016/5/9/chartex" xmlns:cx4="http://schemas.microsoft.com/office/drawing/2016/5/10/chartex" xmlns:cx5="http://schemas.microsoft.com/office/drawing/2016/5/11/chartex" xmlns:cx6="http://schemas.microsoft.com/office/drawing/2016/5/12/chartex" xmlns:cx7="http://schemas.microsoft.com/office/drawing/2016/5/13/chartex" xmlns:cx8="http://schemas.microsoft.com/office/drawing/2016/5/14/chartex" xmlns:mc="http://schemas.openxmlformats.org/markup-compatibility/2006" xmlns:aink="http://schemas.microsoft.com/office/drawing/2016/ink" xmlns:am3d="http://schemas.microsoft.com/office/drawing/2017/model3d" xmlns:o="urn:schemas-microsoft-com:office:office" xmlns:oel="http://schemas.microsoft.com/office/2019/extlst" xmlns:r="http://schemas.openxmlformats.org/officeDocument/2006/relationships" xmlns:m="http://schemas.openxmlformats.org/officeDocument/2006/math" xmlns:v="urn:schemas-microsoft-com:vml" xmlns:wp14="http://schemas.microsoft.com/office/word/2010/wordprocessingDrawing" xmlns:wp="http://schemas.openxmlformats.org/drawingml/2006/wordprocessingDrawing" xmlns:w10="urn:schemas-microsoft-com:office:word" xmlns:w="http://schemas.openxmlformats.org/wordprocessingml/2006/main" xmlns:w14="http://schemas.microsoft.com/office/word/2010/wordml" xmlns:w15="http://schemas.microsoft.com/office/word/2012/wordml" xmlns:w16cex="http://schemas.microsoft.com/office/word/2018/wordml/cex" xmlns:w16cid="http://schemas.microsoft.com/office/word/2016/wordml/cid" xmlns:w16="http://schemas.microsoft.com/office/word/2018/wordml" xmlns:w16du="http://schemas.microsoft.com/office/word/2023/wordml/word16du" xmlns:w16sdtdh="http://schemas.microsoft.com/office/word/2020/wordml/sdtdatahash" xmlns:w16sdtfl="http://schemas.microsoft.com/office/word/2024/wordml/sdtformatlock" xmlns:w16se="http://schemas.microsoft.com/office/word/2015/wordml/symex" xmlns:wpg="http://schemas.microsoft.com/office/word/2010/wordprocessingGroup" xmlns:wpi="http://schemas.microsoft.com/office/word/2010/wordprocessingInk" xmlns:wne="http://schemas.microsoft.com/office/word/2006/wordml" xmlns:wps="http://schemas.microsoft.com/office/word/2010/wordprocessingShape" mc:Ignorable="w14 w15 w16se w16cid w16 w16cex w16sdtdh w16sdtfl w16du wp14">
+<w:footnotes xmlns:wpc="http://schemas.microsoft.com/office/word/2010/wordprocessingCanvas" xmlns:cx="http://schemas.microsoft.com/office/drawing/2014/chartex" xmlns:cx1="http://schemas.microsoft.com/office/drawing/2015/9/8/chartex" xmlns:cx2="http://schemas.microsoft.com/office/drawing/2015/10/21/chartex" xmlns:cx3="http://schemas.microsoft.com/office/drawing/2016/5/9/chartex" xmlns:cx4="http://schemas.microsoft.com/office/drawing/2016/5/10/chartex" xmlns:cx5="http://schemas.microsoft.com/office/drawing/2016/5/11/chartex" xmlns:cx6="http://schemas.microsoft.com/office/drawing/2016/5/12/chartex" xmlns:cx7="http://schemas.microsoft.com/office/drawing/2016/5/13/chartex" xmlns:cx8="http://schemas.microsoft.com/office/drawing/2016/5/14/chartex" xmlns:mc="http://schemas.openxmlformats.org/markup-compatibility/2006" xmlns:aink="http://schemas.microsoft.com/office/drawing/2016/ink" xmlns:am3d="http://schemas.microsoft.com/office/drawing/2017/model3d" xmlns:o="urn:schemas-microsoft-com:office:office" xmlns:oel="http://schemas.microsoft.com/office/2019/extlst" xmlns:r="http://schemas.openxmlformats.org/officeDocument/2006/relationships" xmlns:m="http://schemas.openxmlformats.org/officeDocument/2006/math" xmlns:v="urn:schemas-microsoft-com:vml" xmlns:wp14="http://schemas.microsoft.com/office/word/2010/wordprocessingDrawing" xmlns:wp="http://schemas.openxmlformats.org/drawingml/2006/wordprocessingDrawing" xmlns:w10="urn:schemas-microsoft-com:office:word" xmlns:w="http://schemas.openxmlformats.org/wordprocessingml/2006/main" xmlns:w14="http://schemas.microsoft.com/office/word/2010/wordml" xmlns:w15="http://schemas.microsoft.com/office/word/2012/wordml" xmlns:w16cei="http://schemas.microsoft.com/office/word/2026/wordml/cei" xmlns:w16cex="http://schemas.microsoft.com/office/word/2018/wordml/cex" xmlns:w16cid="http://schemas.microsoft.com/office/word/2016/wordml/cid" xmlns:w16="http://schemas.microsoft.com/office/word/2018/wordml" xmlns:w16du="http://schemas.microsoft.com/office/word/2023/wordml/word16du" xmlns:w16sdtdh="http://schemas.microsoft.com/office/word/2020/wordml/sdtdatahash" xmlns:w16sdtfl="http://schemas.microsoft.com/office/word/2024/wordml/sdtformatlock" xmlns:w16se="http://schemas.microsoft.com/office/word/2015/wordml/symex" xmlns:wpg="http://schemas.microsoft.com/office/word/2010/wordprocessingGroup" xmlns:wpi="http://schemas.microsoft.com/office/word/2010/wordprocessingInk" xmlns:wne="http://schemas.microsoft.com/office/word/2006/wordml" xmlns:wps="http://schemas.microsoft.com/office/word/2010/wordprocessingShape" mc:Ignorable="w14 w15 w16se w16cid w16 w16cex w16sdtdh w16sdtfl w16du wp14">
   <w:footnote w:type="separator" w:id="-1">
     <w:p>
       <w:r>
@@ -4920,7 +5061,7 @@
 </file>
 
 <file path=word/numbering.xml><?xml version="1.0" encoding="utf-8"?>
-<w:numbering xmlns:wpc="http://schemas.microsoft.com/office/word/2010/wordprocessingCanvas" xmlns:cx="http://schemas.microsoft.com/office/drawing/2014/chartex" xmlns:cx1="http://schemas.microsoft.com/office/drawing/2015/9/8/chartex" xmlns:cx2="http://schemas.microsoft.com/office/drawing/2015/10/21/chartex" xmlns:cx3="http://schemas.microsoft.com/office/drawing/2016/5/9/chartex" xmlns:cx4="http://schemas.microsoft.com/office/drawing/2016/5/10/chartex" xmlns:cx5="http://schemas.microsoft.com/office/drawing/2016/5/11/chartex" xmlns:cx6="http://schemas.microsoft.com/office/drawing/2016/5/12/chartex" xmlns:cx7="http://schemas.microsoft.com/office/drawing/2016/5/13/chartex" xmlns:cx8="http://schemas.microsoft.com/office/drawing/2016/5/14/chartex" xmlns:mc="http://schemas.openxmlformats.org/markup-compatibility/2006" xmlns:aink="http://schemas.microsoft.com/office/drawing/2016/ink" xmlns:am3d="http://schemas.microsoft.com/office/drawing/2017/model3d" xmlns:o="urn:schemas-microsoft-com:office:office" xmlns:oel="http://schemas.microsoft.com/office/2019/extlst" xmlns:r="http://schemas.openxmlformats.org/officeDocument/2006/relationships" xmlns:m="http://schemas.openxmlformats.org/officeDocument/2006/math" xmlns:v="urn:schemas-microsoft-com:vml" xmlns:wp14="http://schemas.microsoft.com/office/word/2010/wordprocessingDrawing" xmlns:wp="http://schemas.openxmlformats.org/drawingml/2006/wordprocessingDrawing" xmlns:w10="urn:schemas-microsoft-com:office:word" xmlns:w="http://schemas.openxmlformats.org/wordprocessingml/2006/main" xmlns:w14="http://schemas.microsoft.com/office/word/2010/wordml" xmlns:w15="http://schemas.microsoft.com/office/word/2012/wordml" xmlns:w16cex="http://schemas.microsoft.com/office/word/2018/wordml/cex" xmlns:w16cid="http://schemas.microsoft.com/office/word/2016/wordml/cid" xmlns:w16="http://schemas.microsoft.com/office/word/2018/wordml" xmlns:w16du="http://schemas.microsoft.com/office/word/2023/wordml/word16du" xmlns:w16sdtdh="http://schemas.microsoft.com/office/word/2020/wordml/sdtdatahash" xmlns:w16sdtfl="http://schemas.microsoft.com/office/word/2024/wordml/sdtformatlock" xmlns:w16se="http://schemas.microsoft.com/office/word/2015/wordml/symex" xmlns:wpg="http://schemas.microsoft.com/office/word/2010/wordprocessingGroup" xmlns:wpi="http://schemas.microsoft.com/office/word/2010/wordprocessingInk" xmlns:wne="http://schemas.microsoft.com/office/word/2006/wordml" xmlns:wps="http://schemas.microsoft.com/office/word/2010/wordprocessingShape" mc:Ignorable="w14 w15 w16se w16cid w16 w16cex w16sdtdh w16sdtfl w16du wp14">
+<w:numbering xmlns:wpc="http://schemas.microsoft.com/office/word/2010/wordprocessingCanvas" xmlns:cx="http://schemas.microsoft.com/office/drawing/2014/chartex" xmlns:cx1="http://schemas.microsoft.com/office/drawing/2015/9/8/chartex" xmlns:cx2="http://schemas.microsoft.com/office/drawing/2015/10/21/chartex" xmlns:cx3="http://schemas.microsoft.com/office/drawing/2016/5/9/chartex" xmlns:cx4="http://schemas.microsoft.com/office/drawing/2016/5/10/chartex" xmlns:cx5="http://schemas.microsoft.com/office/drawing/2016/5/11/chartex" xmlns:cx6="http://schemas.microsoft.com/office/drawing/2016/5/12/chartex" xmlns:cx7="http://schemas.microsoft.com/office/drawing/2016/5/13/chartex" xmlns:cx8="http://schemas.microsoft.com/office/drawing/2016/5/14/chartex" xmlns:mc="http://schemas.openxmlformats.org/markup-compatibility/2006" xmlns:aink="http://schemas.microsoft.com/office/drawing/2016/ink" xmlns:am3d="http://schemas.microsoft.com/office/drawing/2017/model3d" xmlns:o="urn:schemas-microsoft-com:office:office" xmlns:oel="http://schemas.microsoft.com/office/2019/extlst" xmlns:r="http://schemas.openxmlformats.org/officeDocument/2006/relationships" xmlns:m="http://schemas.openxmlformats.org/officeDocument/2006/math" xmlns:v="urn:schemas-microsoft-com:vml" xmlns:wp14="http://schemas.microsoft.com/office/word/2010/wordprocessingDrawing" xmlns:wp="http://schemas.openxmlformats.org/drawingml/2006/wordprocessingDrawing" xmlns:w10="urn:schemas-microsoft-com:office:word" xmlns:w="http://schemas.openxmlformats.org/wordprocessingml/2006/main" xmlns:w14="http://schemas.microsoft.com/office/word/2010/wordml" xmlns:w15="http://schemas.microsoft.com/office/word/2012/wordml" xmlns:w16cei="http://schemas.microsoft.com/office/word/2026/wordml/cei" xmlns:w16cex="http://schemas.microsoft.com/office/word/2018/wordml/cex" xmlns:w16cid="http://schemas.microsoft.com/office/word/2016/wordml/cid" xmlns:w16="http://schemas.microsoft.com/office/word/2018/wordml" xmlns:w16du="http://schemas.microsoft.com/office/word/2023/wordml/word16du" xmlns:w16sdtdh="http://schemas.microsoft.com/office/word/2020/wordml/sdtdatahash" xmlns:w16sdtfl="http://schemas.microsoft.com/office/word/2024/wordml/sdtformatlock" xmlns:w16se="http://schemas.microsoft.com/office/word/2015/wordml/symex" xmlns:wpg="http://schemas.microsoft.com/office/word/2010/wordprocessingGroup" xmlns:wpi="http://schemas.microsoft.com/office/word/2010/wordprocessingInk" xmlns:wne="http://schemas.microsoft.com/office/word/2006/wordml" xmlns:wps="http://schemas.microsoft.com/office/word/2010/wordprocessingShape" mc:Ignorable="w14 w15 w16se w16cid w16 w16cex w16sdtdh w16sdtfl w16du wp14">
   <w:abstractNum w:abstractNumId="0" w15:restartNumberingAfterBreak="0">
     <w:nsid w:val="0B2E0C89"/>
     <w:multiLevelType w:val="hybridMultilevel"/>
@@ -5280,7 +5421,7 @@
     <w:lsdException w:name="Table Web 2" w:semiHidden="1" w:unhideWhenUsed="1"/>
     <w:lsdException w:name="Table Web 3" w:semiHidden="1" w:unhideWhenUsed="1"/>
     <w:lsdException w:name="Balloon Text" w:semiHidden="1" w:unhideWhenUsed="1"/>
-    <w:lsdException w:name="Table Grid" w:uiPriority="39"/>
+    <w:lsdException w:name="Table Grid" w:uiPriority="59"/>
     <w:lsdException w:name="Table Theme" w:semiHidden="1" w:unhideWhenUsed="1"/>
     <w:lsdException w:name="Placeholder Text" w:semiHidden="1"/>
     <w:lsdException w:name="No Spacing" w:uiPriority="1" w:qFormat="1"/>
@@ -5570,7 +5711,7 @@
   <w:style w:type="table" w:styleId="TableGrid">
     <w:name w:val="Table Grid"/>
     <w:basedOn w:val="TableNormal"/>
-    <w:uiPriority w:val="39"/>
+    <w:uiPriority w:val="59"/>
     <w:rsid w:val="00BB7097"/>
     <w:pPr>
       <w:spacing w:after="0" w:line="240" w:lineRule="auto"/>

--- a/templates/template_syllabus.docx
+++ b/templates/template_syllabus.docx
@@ -1,6 +1,6 @@
 
 <file path=word/document.xml><?xml version="1.0" encoding="utf-8"?>
-<w:document xmlns:wpc="http://schemas.microsoft.com/office/word/2010/wordprocessingCanvas" xmlns:cx="http://schemas.microsoft.com/office/drawing/2014/chartex" xmlns:cx1="http://schemas.microsoft.com/office/drawing/2015/9/8/chartex" xmlns:cx2="http://schemas.microsoft.com/office/drawing/2015/10/21/chartex" xmlns:cx3="http://schemas.microsoft.com/office/drawing/2016/5/9/chartex" xmlns:cx4="http://schemas.microsoft.com/office/drawing/2016/5/10/chartex" xmlns:cx5="http://schemas.microsoft.com/office/drawing/2016/5/11/chartex" xmlns:cx6="http://schemas.microsoft.com/office/drawing/2016/5/12/chartex" xmlns:cx7="http://schemas.microsoft.com/office/drawing/2016/5/13/chartex" xmlns:cx8="http://schemas.microsoft.com/office/drawing/2016/5/14/chartex" xmlns:mc="http://schemas.openxmlformats.org/markup-compatibility/2006" xmlns:aink="http://schemas.microsoft.com/office/drawing/2016/ink" xmlns:am3d="http://schemas.microsoft.com/office/drawing/2017/model3d" xmlns:o="urn:schemas-microsoft-com:office:office" xmlns:oel="http://schemas.microsoft.com/office/2019/extlst" xmlns:r="http://schemas.openxmlformats.org/officeDocument/2006/relationships" xmlns:m="http://schemas.openxmlformats.org/officeDocument/2006/math" xmlns:v="urn:schemas-microsoft-com:vml" xmlns:wp14="http://schemas.microsoft.com/office/word/2010/wordprocessingDrawing" xmlns:wp="http://schemas.openxmlformats.org/drawingml/2006/wordprocessingDrawing" xmlns:w10="urn:schemas-microsoft-com:office:word" xmlns:w="http://schemas.openxmlformats.org/wordprocessingml/2006/main" xmlns:w14="http://schemas.microsoft.com/office/word/2010/wordml" xmlns:w15="http://schemas.microsoft.com/office/word/2012/wordml" xmlns:w16cei="http://schemas.microsoft.com/office/word/2026/wordml/cei" xmlns:w16cex="http://schemas.microsoft.com/office/word/2018/wordml/cex" xmlns:w16cid="http://schemas.microsoft.com/office/word/2016/wordml/cid" xmlns:w16="http://schemas.microsoft.com/office/word/2018/wordml" xmlns:w16du="http://schemas.microsoft.com/office/word/2023/wordml/word16du" xmlns:w16sdtdh="http://schemas.microsoft.com/office/word/2020/wordml/sdtdatahash" xmlns:w16sdtfl="http://schemas.microsoft.com/office/word/2024/wordml/sdtformatlock" xmlns:w16se="http://schemas.microsoft.com/office/word/2015/wordml/symex" xmlns:wpg="http://schemas.microsoft.com/office/word/2010/wordprocessingGroup" xmlns:wpi="http://schemas.microsoft.com/office/word/2010/wordprocessingInk" xmlns:wne="http://schemas.microsoft.com/office/word/2006/wordml" xmlns:wps="http://schemas.microsoft.com/office/word/2010/wordprocessingShape" mc:Ignorable="w14 w15 w16se w16cid w16 w16cex w16sdtdh w16sdtfl w16du wp14">
+<w:document xmlns:wpc="http://schemas.microsoft.com/office/word/2010/wordprocessingCanvas" xmlns:cx="http://schemas.microsoft.com/office/drawing/2014/chartex" xmlns:cx1="http://schemas.microsoft.com/office/drawing/2015/9/8/chartex" xmlns:cx2="http://schemas.microsoft.com/office/drawing/2015/10/21/chartex" xmlns:cx3="http://schemas.microsoft.com/office/drawing/2016/5/9/chartex" xmlns:cx4="http://schemas.microsoft.com/office/drawing/2016/5/10/chartex" xmlns:cx5="http://schemas.microsoft.com/office/drawing/2016/5/11/chartex" xmlns:cx6="http://schemas.microsoft.com/office/drawing/2016/5/12/chartex" xmlns:cx7="http://schemas.microsoft.com/office/drawing/2016/5/13/chartex" xmlns:cx8="http://schemas.microsoft.com/office/drawing/2016/5/14/chartex" xmlns:mc="http://schemas.openxmlformats.org/markup-compatibility/2006" xmlns:aink="http://schemas.microsoft.com/office/drawing/2016/ink" xmlns:am3d="http://schemas.microsoft.com/office/drawing/2017/model3d" xmlns:o="urn:schemas-microsoft-com:office:office" xmlns:oel="http://schemas.microsoft.com/office/2019/extlst" xmlns:r="http://schemas.openxmlformats.org/officeDocument/2006/relationships" xmlns:m="http://schemas.openxmlformats.org/officeDocument/2006/math" xmlns:v="urn:schemas-microsoft-com:vml" xmlns:wp14="http://schemas.microsoft.com/office/word/2010/wordprocessingDrawing" xmlns:wp="http://schemas.openxmlformats.org/drawingml/2006/wordprocessingDrawing" xmlns:w10="urn:schemas-microsoft-com:office:word" xmlns:w="http://schemas.openxmlformats.org/wordprocessingml/2006/main" xmlns:w14="http://schemas.microsoft.com/office/word/2010/wordml" xmlns:w15="http://schemas.microsoft.com/office/word/2012/wordml" xmlns:w16cex="http://schemas.microsoft.com/office/word/2018/wordml/cex" xmlns:w16cid="http://schemas.microsoft.com/office/word/2016/wordml/cid" xmlns:w16="http://schemas.microsoft.com/office/word/2018/wordml" xmlns:w16du="http://schemas.microsoft.com/office/word/2023/wordml/word16du" xmlns:w16sdtdh="http://schemas.microsoft.com/office/word/2020/wordml/sdtdatahash" xmlns:w16sdtfl="http://schemas.microsoft.com/office/word/2024/wordml/sdtformatlock" xmlns:w16se="http://schemas.microsoft.com/office/word/2015/wordml/symex" xmlns:wpg="http://schemas.microsoft.com/office/word/2010/wordprocessingGroup" xmlns:wpi="http://schemas.microsoft.com/office/word/2010/wordprocessingInk" xmlns:wne="http://schemas.microsoft.com/office/word/2006/wordml" xmlns:wps="http://schemas.microsoft.com/office/word/2010/wordprocessingShape" mc:Ignorable="w14 w15 w16se w16cid w16 w16cex w16sdtdh w16sdtfl w16du wp14">
   <w:body>
     <w:p>
       <w:pPr>
@@ -4959,7 +4959,7 @@
 </file>
 
 <file path=word/endnotes.xml><?xml version="1.0" encoding="utf-8"?>
-<w:endnotes xmlns:wpc="http://schemas.microsoft.com/office/word/2010/wordprocessingCanvas" xmlns:cx="http://schemas.microsoft.com/office/drawing/2014/chartex" xmlns:cx1="http://schemas.microsoft.com/office/drawing/2015/9/8/chartex" xmlns:cx2="http://schemas.microsoft.com/office/drawing/2015/10/21/chartex" xmlns:cx3="http://schemas.microsoft.com/office/drawing/2016/5/9/chartex" xmlns:cx4="http://schemas.microsoft.com/office/drawing/2016/5/10/chartex" xmlns:cx5="http://schemas.microsoft.com/office/drawing/2016/5/11/chartex" xmlns:cx6="http://schemas.microsoft.com/office/drawing/2016/5/12/chartex" xmlns:cx7="http://schemas.microsoft.com/office/drawing/2016/5/13/chartex" xmlns:cx8="http://schemas.microsoft.com/office/drawing/2016/5/14/chartex" xmlns:mc="http://schemas.openxmlformats.org/markup-compatibility/2006" xmlns:aink="http://schemas.microsoft.com/office/drawing/2016/ink" xmlns:am3d="http://schemas.microsoft.com/office/drawing/2017/model3d" xmlns:o="urn:schemas-microsoft-com:office:office" xmlns:oel="http://schemas.microsoft.com/office/2019/extlst" xmlns:r="http://schemas.openxmlformats.org/officeDocument/2006/relationships" xmlns:m="http://schemas.openxmlformats.org/officeDocument/2006/math" xmlns:v="urn:schemas-microsoft-com:vml" xmlns:wp14="http://schemas.microsoft.com/office/word/2010/wordprocessingDrawing" xmlns:wp="http://schemas.openxmlformats.org/drawingml/2006/wordprocessingDrawing" xmlns:w10="urn:schemas-microsoft-com:office:word" xmlns:w="http://schemas.openxmlformats.org/wordprocessingml/2006/main" xmlns:w14="http://schemas.microsoft.com/office/word/2010/wordml" xmlns:w15="http://schemas.microsoft.com/office/word/2012/wordml" xmlns:w16cei="http://schemas.microsoft.com/office/word/2026/wordml/cei" xmlns:w16cex="http://schemas.microsoft.com/office/word/2018/wordml/cex" xmlns:w16cid="http://schemas.microsoft.com/office/word/2016/wordml/cid" xmlns:w16="http://schemas.microsoft.com/office/word/2018/wordml" xmlns:w16du="http://schemas.microsoft.com/office/word/2023/wordml/word16du" xmlns:w16sdtdh="http://schemas.microsoft.com/office/word/2020/wordml/sdtdatahash" xmlns:w16sdtfl="http://schemas.microsoft.com/office/word/2024/wordml/sdtformatlock" xmlns:w16se="http://schemas.microsoft.com/office/word/2015/wordml/symex" xmlns:wpg="http://schemas.microsoft.com/office/word/2010/wordprocessingGroup" xmlns:wpi="http://schemas.microsoft.com/office/word/2010/wordprocessingInk" xmlns:wne="http://schemas.microsoft.com/office/word/2006/wordml" xmlns:wps="http://schemas.microsoft.com/office/word/2010/wordprocessingShape" mc:Ignorable="w14 w15 w16se w16cid w16 w16cex w16sdtdh w16sdtfl w16du wp14">
+<w:endnotes xmlns:wpc="http://schemas.microsoft.com/office/word/2010/wordprocessingCanvas" xmlns:cx="http://schemas.microsoft.com/office/drawing/2014/chartex" xmlns:cx1="http://schemas.microsoft.com/office/drawing/2015/9/8/chartex" xmlns:cx2="http://schemas.microsoft.com/office/drawing/2015/10/21/chartex" xmlns:cx3="http://schemas.microsoft.com/office/drawing/2016/5/9/chartex" xmlns:cx4="http://schemas.microsoft.com/office/drawing/2016/5/10/chartex" xmlns:cx5="http://schemas.microsoft.com/office/drawing/2016/5/11/chartex" xmlns:cx6="http://schemas.microsoft.com/office/drawing/2016/5/12/chartex" xmlns:cx7="http://schemas.microsoft.com/office/drawing/2016/5/13/chartex" xmlns:cx8="http://schemas.microsoft.com/office/drawing/2016/5/14/chartex" xmlns:mc="http://schemas.openxmlformats.org/markup-compatibility/2006" xmlns:aink="http://schemas.microsoft.com/office/drawing/2016/ink" xmlns:am3d="http://schemas.microsoft.com/office/drawing/2017/model3d" xmlns:o="urn:schemas-microsoft-com:office:office" xmlns:oel="http://schemas.microsoft.com/office/2019/extlst" xmlns:r="http://schemas.openxmlformats.org/officeDocument/2006/relationships" xmlns:m="http://schemas.openxmlformats.org/officeDocument/2006/math" xmlns:v="urn:schemas-microsoft-com:vml" xmlns:wp14="http://schemas.microsoft.com/office/word/2010/wordprocessingDrawing" xmlns:wp="http://schemas.openxmlformats.org/drawingml/2006/wordprocessingDrawing" xmlns:w10="urn:schemas-microsoft-com:office:word" xmlns:w="http://schemas.openxmlformats.org/wordprocessingml/2006/main" xmlns:w14="http://schemas.microsoft.com/office/word/2010/wordml" xmlns:w15="http://schemas.microsoft.com/office/word/2012/wordml" xmlns:w16cex="http://schemas.microsoft.com/office/word/2018/wordml/cex" xmlns:w16cid="http://schemas.microsoft.com/office/word/2016/wordml/cid" xmlns:w16="http://schemas.microsoft.com/office/word/2018/wordml" xmlns:w16du="http://schemas.microsoft.com/office/word/2023/wordml/word16du" xmlns:w16sdtdh="http://schemas.microsoft.com/office/word/2020/wordml/sdtdatahash" xmlns:w16sdtfl="http://schemas.microsoft.com/office/word/2024/wordml/sdtformatlock" xmlns:w16se="http://schemas.microsoft.com/office/word/2015/wordml/symex" xmlns:wpg="http://schemas.microsoft.com/office/word/2010/wordprocessingGroup" xmlns:wpi="http://schemas.microsoft.com/office/word/2010/wordprocessingInk" xmlns:wne="http://schemas.microsoft.com/office/word/2006/wordml" xmlns:wps="http://schemas.microsoft.com/office/word/2010/wordprocessingShape" mc:Ignorable="w14 w15 w16se w16cid w16 w16cex w16sdtdh w16sdtfl w16du wp14">
   <w:endnote w:type="separator" w:id="-1">
     <w:p>
       <w:r>
@@ -4978,7 +4978,7 @@
 </file>
 
 <file path=word/footer1.xml><?xml version="1.0" encoding="utf-8"?>
-<w:ftr xmlns:wpc="http://schemas.microsoft.com/office/word/2010/wordprocessingCanvas" xmlns:cx="http://schemas.microsoft.com/office/drawing/2014/chartex" xmlns:cx1="http://schemas.microsoft.com/office/drawing/2015/9/8/chartex" xmlns:cx2="http://schemas.microsoft.com/office/drawing/2015/10/21/chartex" xmlns:cx3="http://schemas.microsoft.com/office/drawing/2016/5/9/chartex" xmlns:cx4="http://schemas.microsoft.com/office/drawing/2016/5/10/chartex" xmlns:cx5="http://schemas.microsoft.com/office/drawing/2016/5/11/chartex" xmlns:cx6="http://schemas.microsoft.com/office/drawing/2016/5/12/chartex" xmlns:cx7="http://schemas.microsoft.com/office/drawing/2016/5/13/chartex" xmlns:cx8="http://schemas.microsoft.com/office/drawing/2016/5/14/chartex" xmlns:mc="http://schemas.openxmlformats.org/markup-compatibility/2006" xmlns:aink="http://schemas.microsoft.com/office/drawing/2016/ink" xmlns:am3d="http://schemas.microsoft.com/office/drawing/2017/model3d" xmlns:o="urn:schemas-microsoft-com:office:office" xmlns:oel="http://schemas.microsoft.com/office/2019/extlst" xmlns:r="http://schemas.openxmlformats.org/officeDocument/2006/relationships" xmlns:m="http://schemas.openxmlformats.org/officeDocument/2006/math" xmlns:v="urn:schemas-microsoft-com:vml" xmlns:wp14="http://schemas.microsoft.com/office/word/2010/wordprocessingDrawing" xmlns:wp="http://schemas.openxmlformats.org/drawingml/2006/wordprocessingDrawing" xmlns:w10="urn:schemas-microsoft-com:office:word" xmlns:w="http://schemas.openxmlformats.org/wordprocessingml/2006/main" xmlns:w14="http://schemas.microsoft.com/office/word/2010/wordml" xmlns:w15="http://schemas.microsoft.com/office/word/2012/wordml" xmlns:w16cei="http://schemas.microsoft.com/office/word/2026/wordml/cei" xmlns:w16cex="http://schemas.microsoft.com/office/word/2018/wordml/cex" xmlns:w16cid="http://schemas.microsoft.com/office/word/2016/wordml/cid" xmlns:w16="http://schemas.microsoft.com/office/word/2018/wordml" xmlns:w16du="http://schemas.microsoft.com/office/word/2023/wordml/word16du" xmlns:w16sdtdh="http://schemas.microsoft.com/office/word/2020/wordml/sdtdatahash" xmlns:w16sdtfl="http://schemas.microsoft.com/office/word/2024/wordml/sdtformatlock" xmlns:w16se="http://schemas.microsoft.com/office/word/2015/wordml/symex" xmlns:wpg="http://schemas.microsoft.com/office/word/2010/wordprocessingGroup" xmlns:wpi="http://schemas.microsoft.com/office/word/2010/wordprocessingInk" xmlns:wne="http://schemas.microsoft.com/office/word/2006/wordml" xmlns:wps="http://schemas.microsoft.com/office/word/2010/wordprocessingShape" mc:Ignorable="w14 w15 w16se w16cid w16 w16cex w16sdtdh w16sdtfl w16du wp14">
+<w:ftr xmlns:wpc="http://schemas.microsoft.com/office/word/2010/wordprocessingCanvas" xmlns:cx="http://schemas.microsoft.com/office/drawing/2014/chartex" xmlns:cx1="http://schemas.microsoft.com/office/drawing/2015/9/8/chartex" xmlns:cx2="http://schemas.microsoft.com/office/drawing/2015/10/21/chartex" xmlns:cx3="http://schemas.microsoft.com/office/drawing/2016/5/9/chartex" xmlns:cx4="http://schemas.microsoft.com/office/drawing/2016/5/10/chartex" xmlns:cx5="http://schemas.microsoft.com/office/drawing/2016/5/11/chartex" xmlns:cx6="http://schemas.microsoft.com/office/drawing/2016/5/12/chartex" xmlns:cx7="http://schemas.microsoft.com/office/drawing/2016/5/13/chartex" xmlns:cx8="http://schemas.microsoft.com/office/drawing/2016/5/14/chartex" xmlns:mc="http://schemas.openxmlformats.org/markup-compatibility/2006" xmlns:aink="http://schemas.microsoft.com/office/drawing/2016/ink" xmlns:am3d="http://schemas.microsoft.com/office/drawing/2017/model3d" xmlns:o="urn:schemas-microsoft-com:office:office" xmlns:oel="http://schemas.microsoft.com/office/2019/extlst" xmlns:r="http://schemas.openxmlformats.org/officeDocument/2006/relationships" xmlns:m="http://schemas.openxmlformats.org/officeDocument/2006/math" xmlns:v="urn:schemas-microsoft-com:vml" xmlns:wp14="http://schemas.microsoft.com/office/word/2010/wordprocessingDrawing" xmlns:wp="http://schemas.openxmlformats.org/drawingml/2006/wordprocessingDrawing" xmlns:w10="urn:schemas-microsoft-com:office:word" xmlns:w="http://schemas.openxmlformats.org/wordprocessingml/2006/main" xmlns:w14="http://schemas.microsoft.com/office/word/2010/wordml" xmlns:w15="http://schemas.microsoft.com/office/word/2012/wordml" xmlns:w16cex="http://schemas.microsoft.com/office/word/2018/wordml/cex" xmlns:w16cid="http://schemas.microsoft.com/office/word/2016/wordml/cid" xmlns:w16="http://schemas.microsoft.com/office/word/2018/wordml" xmlns:w16du="http://schemas.microsoft.com/office/word/2023/wordml/word16du" xmlns:w16sdtdh="http://schemas.microsoft.com/office/word/2020/wordml/sdtdatahash" xmlns:w16sdtfl="http://schemas.microsoft.com/office/word/2024/wordml/sdtformatlock" xmlns:w16se="http://schemas.microsoft.com/office/word/2015/wordml/symex" xmlns:wpg="http://schemas.microsoft.com/office/word/2010/wordprocessingGroup" xmlns:wpi="http://schemas.microsoft.com/office/word/2010/wordprocessingInk" xmlns:wne="http://schemas.microsoft.com/office/word/2006/wordml" xmlns:wps="http://schemas.microsoft.com/office/word/2010/wordprocessingShape" mc:Ignorable="w14 w15 w16se w16cid w16 w16cex w16sdtdh w16sdtfl w16du wp14">
   <w:p>
     <w:pPr>
       <w:pStyle w:val="Footer"/>
@@ -5042,7 +5042,7 @@
 </file>
 
 <file path=word/footnotes.xml><?xml version="1.0" encoding="utf-8"?>
-<w:footnotes xmlns:wpc="http://schemas.microsoft.com/office/word/2010/wordprocessingCanvas" xmlns:cx="http://schemas.microsoft.com/office/drawing/2014/chartex" xmlns:cx1="http://schemas.microsoft.com/office/drawing/2015/9/8/chartex" xmlns:cx2="http://schemas.microsoft.com/office/drawing/2015/10/21/chartex" xmlns:cx3="http://schemas.microsoft.com/office/drawing/2016/5/9/chartex" xmlns:cx4="http://schemas.microsoft.com/office/drawing/2016/5/10/chartex" xmlns:cx5="http://schemas.microsoft.com/office/drawing/2016/5/11/chartex" xmlns:cx6="http://schemas.microsoft.com/office/drawing/2016/5/12/chartex" xmlns:cx7="http://schemas.microsoft.com/office/drawing/2016/5/13/chartex" xmlns:cx8="http://schemas.microsoft.com/office/drawing/2016/5/14/chartex" xmlns:mc="http://schemas.openxmlformats.org/markup-compatibility/2006" xmlns:aink="http://schemas.microsoft.com/office/drawing/2016/ink" xmlns:am3d="http://schemas.microsoft.com/office/drawing/2017/model3d" xmlns:o="urn:schemas-microsoft-com:office:office" xmlns:oel="http://schemas.microsoft.com/office/2019/extlst" xmlns:r="http://schemas.openxmlformats.org/officeDocument/2006/relationships" xmlns:m="http://schemas.openxmlformats.org/officeDocument/2006/math" xmlns:v="urn:schemas-microsoft-com:vml" xmlns:wp14="http://schemas.microsoft.com/office/word/2010/wordprocessingDrawing" xmlns:wp="http://schemas.openxmlformats.org/drawingml/2006/wordprocessingDrawing" xmlns:w10="urn:schemas-microsoft-com:office:word" xmlns:w="http://schemas.openxmlformats.org/wordprocessingml/2006/main" xmlns:w14="http://schemas.microsoft.com/office/word/2010/wordml" xmlns:w15="http://schemas.microsoft.com/office/word/2012/wordml" xmlns:w16cei="http://schemas.microsoft.com/office/word/2026/wordml/cei" xmlns:w16cex="http://schemas.microsoft.com/office/word/2018/wordml/cex" xmlns:w16cid="http://schemas.microsoft.com/office/word/2016/wordml/cid" xmlns:w16="http://schemas.microsoft.com/office/word/2018/wordml" xmlns:w16du="http://schemas.microsoft.com/office/word/2023/wordml/word16du" xmlns:w16sdtdh="http://schemas.microsoft.com/office/word/2020/wordml/sdtdatahash" xmlns:w16sdtfl="http://schemas.microsoft.com/office/word/2024/wordml/sdtformatlock" xmlns:w16se="http://schemas.microsoft.com/office/word/2015/wordml/symex" xmlns:wpg="http://schemas.microsoft.com/office/word/2010/wordprocessingGroup" xmlns:wpi="http://schemas.microsoft.com/office/word/2010/wordprocessingInk" xmlns:wne="http://schemas.microsoft.com/office/word/2006/wordml" xmlns:wps="http://schemas.microsoft.com/office/word/2010/wordprocessingShape" mc:Ignorable="w14 w15 w16se w16cid w16 w16cex w16sdtdh w16sdtfl w16du wp14">
+<w:footnotes xmlns:wpc="http://schemas.microsoft.com/office/word/2010/wordprocessingCanvas" xmlns:cx="http://schemas.microsoft.com/office/drawing/2014/chartex" xmlns:cx1="http://schemas.microsoft.com/office/drawing/2015/9/8/chartex" xmlns:cx2="http://schemas.microsoft.com/office/drawing/2015/10/21/chartex" xmlns:cx3="http://schemas.microsoft.com/office/drawing/2016/5/9/chartex" xmlns:cx4="http://schemas.microsoft.com/office/drawing/2016/5/10/chartex" xmlns:cx5="http://schemas.microsoft.com/office/drawing/2016/5/11/chartex" xmlns:cx6="http://schemas.microsoft.com/office/drawing/2016/5/12/chartex" xmlns:cx7="http://schemas.microsoft.com/office/drawing/2016/5/13/chartex" xmlns:cx8="http://schemas.microsoft.com/office/drawing/2016/5/14/chartex" xmlns:mc="http://schemas.openxmlformats.org/markup-compatibility/2006" xmlns:aink="http://schemas.microsoft.com/office/drawing/2016/ink" xmlns:am3d="http://schemas.microsoft.com/office/drawing/2017/model3d" xmlns:o="urn:schemas-microsoft-com:office:office" xmlns:oel="http://schemas.microsoft.com/office/2019/extlst" xmlns:r="http://schemas.openxmlformats.org/officeDocument/2006/relationships" xmlns:m="http://schemas.openxmlformats.org/officeDocument/2006/math" xmlns:v="urn:schemas-microsoft-com:vml" xmlns:wp14="http://schemas.microsoft.com/office/word/2010/wordprocessingDrawing" xmlns:wp="http://schemas.openxmlformats.org/drawingml/2006/wordprocessingDrawing" xmlns:w10="urn:schemas-microsoft-com:office:word" xmlns:w="http://schemas.openxmlformats.org/wordprocessingml/2006/main" xmlns:w14="http://schemas.microsoft.com/office/word/2010/wordml" xmlns:w15="http://schemas.microsoft.com/office/word/2012/wordml" xmlns:w16cex="http://schemas.microsoft.com/office/word/2018/wordml/cex" xmlns:w16cid="http://schemas.microsoft.com/office/word/2016/wordml/cid" xmlns:w16="http://schemas.microsoft.com/office/word/2018/wordml" xmlns:w16du="http://schemas.microsoft.com/office/word/2023/wordml/word16du" xmlns:w16sdtdh="http://schemas.microsoft.com/office/word/2020/wordml/sdtdatahash" xmlns:w16sdtfl="http://schemas.microsoft.com/office/word/2024/wordml/sdtformatlock" xmlns:w16se="http://schemas.microsoft.com/office/word/2015/wordml/symex" xmlns:wpg="http://schemas.microsoft.com/office/word/2010/wordprocessingGroup" xmlns:wpi="http://schemas.microsoft.com/office/word/2010/wordprocessingInk" xmlns:wne="http://schemas.microsoft.com/office/word/2006/wordml" xmlns:wps="http://schemas.microsoft.com/office/word/2010/wordprocessingShape" mc:Ignorable="w14 w15 w16se w16cid w16 w16cex w16sdtdh w16sdtfl w16du wp14">
   <w:footnote w:type="separator" w:id="-1">
     <w:p>
       <w:r>
@@ -5061,7 +5061,7 @@
 </file>
 
 <file path=word/numbering.xml><?xml version="1.0" encoding="utf-8"?>
-<w:numbering xmlns:wpc="http://schemas.microsoft.com/office/word/2010/wordprocessingCanvas" xmlns:cx="http://schemas.microsoft.com/office/drawing/2014/chartex" xmlns:cx1="http://schemas.microsoft.com/office/drawing/2015/9/8/chartex" xmlns:cx2="http://schemas.microsoft.com/office/drawing/2015/10/21/chartex" xmlns:cx3="http://schemas.microsoft.com/office/drawing/2016/5/9/chartex" xmlns:cx4="http://schemas.microsoft.com/office/drawing/2016/5/10/chartex" xmlns:cx5="http://schemas.microsoft.com/office/drawing/2016/5/11/chartex" xmlns:cx6="http://schemas.microsoft.com/office/drawing/2016/5/12/chartex" xmlns:cx7="http://schemas.microsoft.com/office/drawing/2016/5/13/chartex" xmlns:cx8="http://schemas.microsoft.com/office/drawing/2016/5/14/chartex" xmlns:mc="http://schemas.openxmlformats.org/markup-compatibility/2006" xmlns:aink="http://schemas.microsoft.com/office/drawing/2016/ink" xmlns:am3d="http://schemas.microsoft.com/office/drawing/2017/model3d" xmlns:o="urn:schemas-microsoft-com:office:office" xmlns:oel="http://schemas.microsoft.com/office/2019/extlst" xmlns:r="http://schemas.openxmlformats.org/officeDocument/2006/relationships" xmlns:m="http://schemas.openxmlformats.org/officeDocument/2006/math" xmlns:v="urn:schemas-microsoft-com:vml" xmlns:wp14="http://schemas.microsoft.com/office/word/2010/wordprocessingDrawing" xmlns:wp="http://schemas.openxmlformats.org/drawingml/2006/wordprocessingDrawing" xmlns:w10="urn:schemas-microsoft-com:office:word" xmlns:w="http://schemas.openxmlformats.org/wordprocessingml/2006/main" xmlns:w14="http://schemas.microsoft.com/office/word/2010/wordml" xmlns:w15="http://schemas.microsoft.com/office/word/2012/wordml" xmlns:w16cei="http://schemas.microsoft.com/office/word/2026/wordml/cei" xmlns:w16cex="http://schemas.microsoft.com/office/word/2018/wordml/cex" xmlns:w16cid="http://schemas.microsoft.com/office/word/2016/wordml/cid" xmlns:w16="http://schemas.microsoft.com/office/word/2018/wordml" xmlns:w16du="http://schemas.microsoft.com/office/word/2023/wordml/word16du" xmlns:w16sdtdh="http://schemas.microsoft.com/office/word/2020/wordml/sdtdatahash" xmlns:w16sdtfl="http://schemas.microsoft.com/office/word/2024/wordml/sdtformatlock" xmlns:w16se="http://schemas.microsoft.com/office/word/2015/wordml/symex" xmlns:wpg="http://schemas.microsoft.com/office/word/2010/wordprocessingGroup" xmlns:wpi="http://schemas.microsoft.com/office/word/2010/wordprocessingInk" xmlns:wne="http://schemas.microsoft.com/office/word/2006/wordml" xmlns:wps="http://schemas.microsoft.com/office/word/2010/wordprocessingShape" mc:Ignorable="w14 w15 w16se w16cid w16 w16cex w16sdtdh w16sdtfl w16du wp14">
+<w:numbering xmlns:wpc="http://schemas.microsoft.com/office/word/2010/wordprocessingCanvas" xmlns:cx="http://schemas.microsoft.com/office/drawing/2014/chartex" xmlns:cx1="http://schemas.microsoft.com/office/drawing/2015/9/8/chartex" xmlns:cx2="http://schemas.microsoft.com/office/drawing/2015/10/21/chartex" xmlns:cx3="http://schemas.microsoft.com/office/drawing/2016/5/9/chartex" xmlns:cx4="http://schemas.microsoft.com/office/drawing/2016/5/10/chartex" xmlns:cx5="http://schemas.microsoft.com/office/drawing/2016/5/11/chartex" xmlns:cx6="http://schemas.microsoft.com/office/drawing/2016/5/12/chartex" xmlns:cx7="http://schemas.microsoft.com/office/drawing/2016/5/13/chartex" xmlns:cx8="http://schemas.microsoft.com/office/drawing/2016/5/14/chartex" xmlns:mc="http://schemas.openxmlformats.org/markup-compatibility/2006" xmlns:aink="http://schemas.microsoft.com/office/drawing/2016/ink" xmlns:am3d="http://schemas.microsoft.com/office/drawing/2017/model3d" xmlns:o="urn:schemas-microsoft-com:office:office" xmlns:oel="http://schemas.microsoft.com/office/2019/extlst" xmlns:r="http://schemas.openxmlformats.org/officeDocument/2006/relationships" xmlns:m="http://schemas.openxmlformats.org/officeDocument/2006/math" xmlns:v="urn:schemas-microsoft-com:vml" xmlns:wp14="http://schemas.microsoft.com/office/word/2010/wordprocessingDrawing" xmlns:wp="http://schemas.openxmlformats.org/drawingml/2006/wordprocessingDrawing" xmlns:w10="urn:schemas-microsoft-com:office:word" xmlns:w="http://schemas.openxmlformats.org/wordprocessingml/2006/main" xmlns:w14="http://schemas.microsoft.com/office/word/2010/wordml" xmlns:w15="http://schemas.microsoft.com/office/word/2012/wordml" xmlns:w16cex="http://schemas.microsoft.com/office/word/2018/wordml/cex" xmlns:w16cid="http://schemas.microsoft.com/office/word/2016/wordml/cid" xmlns:w16="http://schemas.microsoft.com/office/word/2018/wordml" xmlns:w16du="http://schemas.microsoft.com/office/word/2023/wordml/word16du" xmlns:w16sdtdh="http://schemas.microsoft.com/office/word/2020/wordml/sdtdatahash" xmlns:w16sdtfl="http://schemas.microsoft.com/office/word/2024/wordml/sdtformatlock" xmlns:w16se="http://schemas.microsoft.com/office/word/2015/wordml/symex" xmlns:wpg="http://schemas.microsoft.com/office/word/2010/wordprocessingGroup" xmlns:wpi="http://schemas.microsoft.com/office/word/2010/wordprocessingInk" xmlns:wne="http://schemas.microsoft.com/office/word/2006/wordml" xmlns:wps="http://schemas.microsoft.com/office/word/2010/wordprocessingShape" mc:Ignorable="w14 w15 w16se w16cid w16 w16cex w16sdtdh w16sdtfl w16du wp14">
   <w:abstractNum w:abstractNumId="0" w15:restartNumberingAfterBreak="0">
     <w:nsid w:val="0B2E0C89"/>
     <w:multiLevelType w:val="hybridMultilevel"/>
